--- a/docs/cases/03-alzheimers-fraud.docx
+++ b/docs/cases/03-alzheimers-fraud.docx
@@ -37,7 +37,7 @@
         <w:pStyle w:val="Date"/>
       </w:pPr>
       <w:r>
-        <w:t xml:space="preserve">2026-05-20</w:t>
+        <w:t xml:space="preserve">2026-05-21</w:t>
       </w:r>
     </w:p>
     <w:sdt>
@@ -1505,50 +1505,111 @@
     </w:p>
     <w:p>
       <w:pPr>
-        <w:pStyle w:val="Compact"/>
         <w:numPr>
           <w:ilvl w:val="0"/>
           <w:numId w:val="1006"/>
         </w:numPr>
       </w:pPr>
       <w:r>
-        <w:t xml:space="preserve">Reconstruct Schrag’s Argument and the Robustness Reply in standard form. They share a premise about what makes a clinical trial ethically permissible; identify it, and explain which side’s interpretation of that premise you find more plausible.</w:t>
-      </w:r>
-    </w:p>
-    <w:p>
-      <w:pPr>
-        <w:pStyle w:val="Compact"/>
+        <w:t xml:space="preserve">Write out</w:t>
+      </w:r>
+      <w:r>
+        <w:t xml:space="preserve"> </w:t>
+      </w:r>
+      <w:r>
+        <w:rPr>
+          <w:b/>
+          <w:bCs/>
+        </w:rPr>
+        <w:t xml:space="preserve">Schrag’s Argument</w:t>
+      </w:r>
+      <w:r>
+        <w:t xml:space="preserve"> </w:t>
+      </w:r>
+      <w:r>
+        <w:t xml:space="preserve">and the</w:t>
+      </w:r>
+      <w:r>
+        <w:t xml:space="preserve"> </w:t>
+      </w:r>
+      <w:r>
+        <w:rPr>
+          <w:b/>
+          <w:bCs/>
+        </w:rPr>
+        <w:t xml:space="preserve">Robustness Reply</w:t>
+      </w:r>
+      <w:r>
+        <w:t xml:space="preserve"> </w:t>
+      </w:r>
+      <w:r>
+        <w:t xml:space="preserve">in your own words — premises first, then the conclusion. The two arguments share one premise about what makes a clinical trial ethically OK to run. Identify it. Then say which side has the better read on what that premise requires.</w:t>
+      </w:r>
+    </w:p>
+    <w:p>
+      <w:pPr>
         <w:numPr>
           <w:ilvl w:val="0"/>
           <w:numId w:val="1006"/>
         </w:numPr>
       </w:pPr>
       <w:r>
-        <w:t xml:space="preserve">The counter-reply argues that participants in anti-amyloid trials were wronged even if the trials were honestly run, because their consent was undermined by fabrication upstream. Does this conception of</w:t>
-      </w:r>
-      <w:r>
-        <w:t xml:space="preserve"> </w:t>
-      </w:r>
-      <w:r>
-        <w:t xml:space="preserve">“wronging”</w:t>
-      </w:r>
-      <w:r>
-        <w:t xml:space="preserve"> </w:t>
-      </w:r>
-      <w:r>
-        <w:t xml:space="preserve">stretch too far? Could the same logic make every researcher complicit in any fraud anywhere in the citation chain leading to their study?</w:t>
-      </w:r>
-    </w:p>
-    <w:p>
-      <w:pPr>
-        <w:pStyle w:val="Compact"/>
+        <w:t xml:space="preserve">The counter-reply says that patients in anti-amyloid trials were</w:t>
+      </w:r>
+      <w:r>
+        <w:t xml:space="preserve"> </w:t>
+      </w:r>
+      <w:r>
+        <w:rPr>
+          <w:i/>
+          <w:iCs/>
+        </w:rPr>
+        <w:t xml:space="preserve">wronged</w:t>
+      </w:r>
+      <w:r>
+        <w:t xml:space="preserve"> </w:t>
+      </w:r>
+      <w:r>
+        <w:t xml:space="preserve">even when their own trials were honestly run — because the science behind those trials had been corrupted upstream by Lesné’s fraud. Is this idea of</w:t>
+      </w:r>
+      <w:r>
+        <w:t xml:space="preserve"> </w:t>
+      </w:r>
+      <w:r>
+        <w:t xml:space="preserve">“being wronged”</w:t>
+      </w:r>
+      <w:r>
+        <w:t xml:space="preserve"> </w:t>
+      </w:r>
+      <w:r>
+        <w:t xml:space="preserve">too broad? If you accept it, where does it stop? If you reject it, why?</w:t>
+      </w:r>
+    </w:p>
+    <w:p>
+      <w:pPr>
         <w:numPr>
           <w:ilvl w:val="0"/>
           <w:numId w:val="1006"/>
         </w:numPr>
       </w:pPr>
       <w:r>
-        <w:t xml:space="preserve">Stegenga’s medical nihilism implies that the Lesné case is an extreme version of how clinical research normally fails. Pressure-test this: name one feature of biomedical research that you think</w:t>
+        <w:t xml:space="preserve">Stegenga’s</w:t>
+      </w:r>
+      <w:r>
+        <w:t xml:space="preserve"> </w:t>
+      </w:r>
+      <w:r>
+        <w:rPr>
+          <w:b/>
+          <w:bCs/>
+        </w:rPr>
+        <w:t xml:space="preserve">medical nihilism</w:t>
+      </w:r>
+      <w:r>
+        <w:t xml:space="preserve"> </w:t>
+      </w:r>
+      <w:r>
+        <w:t xml:space="preserve">says the Lesné case is just an extreme version of how biomedical research normally fails. Push back on this claim. Name one part of biomedical research that you think</w:t>
       </w:r>
       <w:r>
         <w:t xml:space="preserve"> </w:t>
@@ -1569,20 +1630,19 @@
     </w:p>
     <w:p>
       <w:pPr>
-        <w:pStyle w:val="Compact"/>
         <w:numPr>
           <w:ilvl w:val="0"/>
           <w:numId w:val="1006"/>
         </w:numPr>
       </w:pPr>
       <w:r>
-        <w:t xml:space="preserve">You are a nurse working in a memory clinic. A patient with mild cognitive impairment asks you whether she should enroll in a new anti-amyloid antibody trial, citing news coverage of</w:t>
-      </w:r>
-      <w:r>
-        <w:t xml:space="preserve"> </w:t>
-      </w:r>
-      <w:r>
-        <w:t xml:space="preserve">“the new Alzheimer’s drugs.”</w:t>
+        <w:t xml:space="preserve">You are a nurse in a memory clinic. A patient with mild cognitive impairment asks you whether she should enroll in a new Alzheimer’s drug trial. She mentions news coverage of the</w:t>
+      </w:r>
+      <w:r>
+        <w:t xml:space="preserve"> </w:t>
+      </w:r>
+      <w:r>
+        <w:t xml:space="preserve">“new Alzheimer’s drugs.”</w:t>
       </w:r>
       <w:r>
         <w:t xml:space="preserve"> </w:t>
@@ -1604,19 +1664,18 @@
         <w:t xml:space="preserve"> </w:t>
       </w:r>
       <w:r>
-        <w:t xml:space="preserve">exposé. What do you say, and what do you not say?</w:t>
-      </w:r>
-    </w:p>
-    <w:p>
-      <w:pPr>
-        <w:pStyle w:val="Compact"/>
+        <w:t xml:space="preserve">article on the fraud. What do you say to her? What do you not say?</w:t>
+      </w:r>
+    </w:p>
+    <w:p>
+      <w:pPr>
         <w:numPr>
           <w:ilvl w:val="0"/>
           <w:numId w:val="1006"/>
         </w:numPr>
       </w:pPr>
       <w:r>
-        <w:t xml:space="preserve">The original 2006</w:t>
+        <w:t xml:space="preserve">The 2006</w:t>
       </w:r>
       <w:r>
         <w:t xml:space="preserve"> </w:t>
@@ -1632,7 +1691,7 @@
         <w:t xml:space="preserve"> </w:t>
       </w:r>
       <w:r>
-        <w:t xml:space="preserve">paper was retracted in 2024 — eighteen years after publication, and only after a whistleblower acting partly on behalf of paid short-sellers brought it to public attention. Design one institutional reform (at the journal, university, NIH, or FDA level) that you think would have caught the problem earlier, and identify the trade-off your reform would force on the system.</w:t>
+        <w:t xml:space="preserve">paper was retracted in 2024 — eighteen years after it was published, and only after a whistleblower (paid in part by stock-market short-sellers) brought it to public attention. Design one specific reform — at the journal, the university, the NIH, or the FDA — that would have caught the problem earlier. What trade-off would your reform force on the system?</w:t>
       </w:r>
     </w:p>
     <w:bookmarkEnd w:id="16"/>

--- a/docs/cases/03-alzheimers-fraud.docx
+++ b/docs/cases/03-alzheimers-fraud.docx
@@ -85,7 +85,7 @@
         <w:t xml:space="preserve"> </w:t>
       </w:r>
       <w:r>
-        <w:t xml:space="preserve">Sylvain Lesné (b. 1974), University of Minnesota neuroscientist; Matthew Schrag (b. ~1984), Vanderbilt neurologist and image sleuth; Karen Ashe, Lesné’s senior collaborator and a founding figure in mouse models of Alzheimer’s disease.</w:t>
+        <w:t xml:space="preserve">Sylvain Lesné (b. 1974), neuroscientist at the University of Minnesota; Matthew Schrag (b. ~1984), Vanderbilt neurologist and image sleuth; Karen Ashe, Lesné’s senior collaborator and a founding figure in mouse models of Alzheimer’s disease.</w:t>
       </w:r>
     </w:p>
     <w:p>
@@ -107,7 +107,7 @@
         <w:t xml:space="preserve"> </w:t>
       </w:r>
       <w:r>
-        <w:t xml:space="preserve">A landmark 2006</w:t>
+        <w:t xml:space="preserve">A 2006 paper in</w:t>
       </w:r>
       <w:r>
         <w:t xml:space="preserve"> </w:t>
@@ -123,14 +123,14 @@
         <w:t xml:space="preserve"> </w:t>
       </w:r>
       <w:r>
-        <w:t xml:space="preserve">paper claimed to have isolated a specific form of amyloid-beta — “Aβ</w:t>
+        <w:t xml:space="preserve">claimed to have isolated a form of amyloid-beta — “Aβ</w:t>
       </w:r>
       <w:r>
         <w:rPr>
           <w:i/>
           <w:iCs/>
         </w:rPr>
-        <w:t xml:space="preserve">56” — that caused memory loss in rats, anchoring the dominant theory of Alzheimer’s for sixteen years. In 2022 a whistleblower published evidence that dozens of Western blot images in Lesné’s papers appear to have been digitally fabricated; the</w:t>
+        <w:t xml:space="preserve">56” — that caused memory loss in rats. The paper anchored the leading theory of Alzheimer’s for sixteen years. In 2022, a whistleblower published evidence that dozens of Western blot images in Lesné’s papers had been digitally faked.</w:t>
       </w:r>
       <w:r>
         <w:rPr>
@@ -140,7 +140,7 @@
         <w:t xml:space="preserve"> </w:t>
       </w:r>
       <w:r>
-        <w:t xml:space="preserve">Nature* paper was retracted in 2024.</w:t>
+        <w:t xml:space="preserve">Nature* retracted the paper in 2024.</w:t>
       </w:r>
     </w:p>
     <w:p>
@@ -200,7 +200,7 @@
         <w:t xml:space="preserve"> </w:t>
       </w:r>
       <w:r>
-        <w:t xml:space="preserve">The case sits at the intersection of</w:t>
+        <w:t xml:space="preserve">The case sits at the crossroads of</w:t>
       </w:r>
       <w:r>
         <w:t xml:space="preserve"> </w:t>
@@ -227,7 +227,7 @@
         <w:t xml:space="preserve">subject protection</w:t>
       </w:r>
       <w:r>
-        <w:t xml:space="preserve">: if a foundational preclinical result is fabricated, every downstream trial enrolls human volunteers under false</w:t>
+        <w:t xml:space="preserve">. If a basic preclinical result is faked, every drug trial built on it enrolls human volunteers under false</w:t>
       </w:r>
       <w:r>
         <w:t xml:space="preserve"> </w:t>
@@ -236,7 +236,10 @@
         <w:t xml:space="preserve">clinical equipoise</w:t>
       </w:r>
       <w:r>
-        <w:t xml:space="preserve">, and the field’s allocation of billions of public research dollars is built on a mirage.</w:t>
+        <w:t xml:space="preserve"> </w:t>
+      </w:r>
+      <w:r>
+        <w:t xml:space="preserve">— and the field’s billions in public funding rest on a mirage.</w:t>
       </w:r>
     </w:p>
     <w:p>
@@ -275,19 +278,19 @@
         <w:pStyle w:val="FirstParagraph"/>
       </w:pPr>
       <w:r>
-        <w:t xml:space="preserve">In August 2021, Matthew Schrag — a junior neurologist at Vanderbilt University, thirty-seven years old, soft-spoken, with a small sign on his desk reading</w:t>
-      </w:r>
-      <w:r>
-        <w:t xml:space="preserve"> </w:t>
-      </w:r>
-      <w:r>
-        <w:t xml:space="preserve">“Everything is figureoutable”</w:t>
-      </w:r>
-      <w:r>
-        <w:t xml:space="preserve"> </w:t>
-      </w:r>
-      <w:r>
-        <w:t xml:space="preserve">— got a phone call that pulled him into one of the strangest episodes in the recent history of biomedical science. A colleague wanted to connect him with an attorney. The attorney represented two short-sellers who were betting that the stock of a small biotech called Cassava Sciences would fall. Cassava was developing an experimental Alzheimer’s drug, Simufilam, and the short-sellers believed the underlying research was fraudulent. Would Schrag, who had already publicly criticized the FDA’s approval of another anti-amyloid drug, Aduhelm, be willing to examine the published images? He agreed, and over the following months the attorney paid him about $18,000</w:t>
+        <w:t xml:space="preserve">In August 2021, Matthew Schrag got a phone call. He was a junior neurologist at Vanderbilt, thirty-seven years old, soft-spoken, with a small sign on his desk reading</w:t>
+      </w:r>
+      <w:r>
+        <w:t xml:space="preserve"> </w:t>
+      </w:r>
+      <w:r>
+        <w:t xml:space="preserve">“Everything is figureoutable.”</w:t>
+      </w:r>
+      <w:r>
+        <w:t xml:space="preserve"> </w:t>
+      </w:r>
+      <w:r>
+        <w:t xml:space="preserve">A colleague wanted to connect him with an attorney. The attorney represented two short-sellers — investors betting that a small biotech, Cassava Sciences, would lose value. Cassava was developing an Alzheimer’s drug called Simufilam. The short-sellers thought the underlying research was fake. Would Schrag, who had already criticized the FDA’s approval of another anti-amyloid drug, agree to examine the published images? He said yes. Over the next months, the attorney paid him about $18,000</w:t>
       </w:r>
       <w:r>
         <w:t xml:space="preserve"> </w:t>
@@ -315,7 +318,51 @@
         <w:pStyle w:val="BodyText"/>
       </w:pPr>
       <w:r>
-        <w:t xml:space="preserve">What started as a paid consultation became something larger. Schrag’s technique was unglamorous: he downloaded published figures, zoomed in, looked for patterns of repeated pixels, identical bands, and impossibly clean edges that suggested an image had been pieced together in Photoshop rather than captured from a working experiment. The targets were</w:t>
+        <w:t xml:space="preserve">What began as a paid side job became something larger. Schrag’s method was unglamorous. He downloaded published figures, zoomed in, and looked for telltale signs that an image had been built in Photoshop rather than captured from a real experiment:</w:t>
+      </w:r>
+    </w:p>
+    <w:p>
+      <w:pPr>
+        <w:pStyle w:val="Compact"/>
+        <w:numPr>
+          <w:ilvl w:val="0"/>
+          <w:numId w:val="1002"/>
+        </w:numPr>
+      </w:pPr>
+      <w:r>
+        <w:t xml:space="preserve">Patches of pixels repeated in places they should not be.</w:t>
+      </w:r>
+    </w:p>
+    <w:p>
+      <w:pPr>
+        <w:pStyle w:val="Compact"/>
+        <w:numPr>
+          <w:ilvl w:val="0"/>
+          <w:numId w:val="1002"/>
+        </w:numPr>
+      </w:pPr>
+      <w:r>
+        <w:t xml:space="preserve">Bands that looked identical when they should be unique.</w:t>
+      </w:r>
+    </w:p>
+    <w:p>
+      <w:pPr>
+        <w:pStyle w:val="Compact"/>
+        <w:numPr>
+          <w:ilvl w:val="0"/>
+          <w:numId w:val="1002"/>
+        </w:numPr>
+      </w:pPr>
+      <w:r>
+        <w:t xml:space="preserve">Edges too clean to come from a working gel.</w:t>
+      </w:r>
+    </w:p>
+    <w:p>
+      <w:pPr>
+        <w:pStyle w:val="FirstParagraph"/>
+      </w:pPr>
+      <w:r>
+        <w:t xml:space="preserve">His targets were</w:t>
       </w:r>
       <w:r>
         <w:t xml:space="preserve"> </w:t>
@@ -324,10 +371,7 @@
         <w:t xml:space="preserve">Western blots</w:t>
       </w:r>
       <w:r>
-        <w:t xml:space="preserve"> </w:t>
-      </w:r>
-      <w:r>
-        <w:t xml:space="preserve">— a workhorse laboratory technique that uses electricity to drag protein samples through a gel, separating them by size into stacked bands that are then stained and photographed. Two blots from the same true experiment can never look pixel-identical; if they do, someone has copied and pasted.</w:t>
+        <w:t xml:space="preserve">. A Western blot uses electricity to drag protein samples through a gel, separating them by size into stacked bands that are stained and photographed. Two blots from the same true experiment can never look pixel-identical. If they do, someone copied and pasted.</w:t>
       </w:r>
     </w:p>
     <w:p>
@@ -345,7 +389,7 @@
         <w:t xml:space="preserve"> </w:t>
       </w:r>
       <w:r>
-        <w:t xml:space="preserve">A Western blot is a method for detecting a specific protein in a tissue or fluid sample. The sample is run through a gel that separates proteins by size, then transferred to a membrane and tagged with antibodies that bind only to the protein of interest. The result is a photograph of dark bands at characteristic positions — a visual fingerprint. Because the exact pattern of background noise and band shape is random, two genuine blots from two different experiments should never be identical.</w:t>
+        <w:t xml:space="preserve">A Western blot detects a specific protein in a tissue or fluid sample. The sample runs through a gel that separates proteins by size. The proteins are then moved to a membrane and tagged with antibodies that bind only to the target protein. The result is a photograph of dark bands at certain positions — a visual fingerprint. The exact pattern of background noise and band shape is random, so two real blots should never match.</w:t>
       </w:r>
     </w:p>
     <w:p>
@@ -353,7 +397,7 @@
         <w:pStyle w:val="BodyText"/>
       </w:pPr>
       <w:r>
-        <w:t xml:space="preserve">While investigating Cassava, Schrag noticed something far more consequential. The same patterns of apparent image manipulation appeared in a much older and more famous paper: a 2006 article in</w:t>
+        <w:t xml:space="preserve">While studying Cassava, Schrag noticed something far bigger. The same patterns of image trouble appeared in an older and much more famous paper: a 2006 article in</w:t>
       </w:r>
       <w:r>
         <w:t xml:space="preserve"> </w:t>
@@ -366,7 +410,7 @@
         <w:t xml:space="preserve">Nature</w:t>
       </w:r>
       <w:r>
-        <w:t xml:space="preserve">, first-authored by Sylvain Lesné, then a postdoctoral researcher at the University of Minnesota working with the eminent Alzheimer’s scientist Karen Ashe</w:t>
+        <w:t xml:space="preserve">, first-authored by Sylvain Lesné. Lesné was then a postdoc at the University of Minnesota, working with the well-known Alzheimer’s scientist Karen Ashe</w:t>
       </w:r>
       <w:r>
         <w:t xml:space="preserve"> </w:t>
@@ -386,7 +430,7 @@
         <w:t xml:space="preserve">)</w:t>
       </w:r>
       <w:r>
-        <w:t xml:space="preserve">. The paper reported the isolation of a specific form of amyloid-beta protein, which the authors called Aβ</w:t>
+        <w:t xml:space="preserve">. The paper reported the isolation of a specific form of amyloid-beta. The authors called it Aβ</w:t>
       </w:r>
       <w:r>
         <w:rPr>
@@ -414,10 +458,10 @@
           <w:i/>
           <w:iCs/>
         </w:rPr>
-        <w:t xml:space="preserve">), and claimed that injecting purified Aβ</w:t>
-      </w:r>
-      <w:r>
-        <w:t xml:space="preserve">56 into young rats caused them to fail memory tests they had previously passed. It was, in the language of biomedical research, a smoking gun — a direct demonstration that a particular amyloid species</w:t>
+        <w:t xml:space="preserve">). They claimed that injecting purified Aβ</w:t>
+      </w:r>
+      <w:r>
+        <w:t xml:space="preserve">56 into young rats made them fail memory tests they had passed before. In the language of biomedical research, this was a smoking gun. It was a direct claim that a particular amyloid species</w:t>
       </w:r>
       <w:r>
         <w:t xml:space="preserve"> </w:t>
@@ -433,7 +477,7 @@
         <w:t xml:space="preserve"> </w:t>
       </w:r>
       <w:r>
-        <w:t xml:space="preserve">dementia, not merely correlates with it.</w:t>
+        <w:t xml:space="preserve">dementia, not merely tracks it.</w:t>
       </w:r>
     </w:p>
     <w:p>
@@ -451,7 +495,7 @@
         <w:t xml:space="preserve"> </w:t>
       </w:r>
       <w:r>
-        <w:t xml:space="preserve">Since the early 1990s, the dominant theory of Alzheimer’s disease has held that the accumulation of sticky protein deposits called amyloid-beta plaques in the brain is a primary cause of the cognitive decline characteristic of the disease. The hypothesis has driven the field’s drug-development strategy for thirty years: hundreds of clinical trials have tested antibodies and small molecules designed to prevent, dissolve, or clear amyloid. Most have failed. The few approved drugs — aducanumab (Aduhelm), lecanemab, donanemab — produce small, contested benefits and can cause brain swelling or bleeding.</w:t>
+        <w:t xml:space="preserve">Since the early 1990s, the leading theory of Alzheimer’s has held that sticky protein deposits called amyloid-beta plaques in the brain are a main cause of memory loss. The hypothesis has shaped drug development for thirty years. Hundreds of clinical trials have tested antibodies and small molecules meant to prevent, dissolve, or clear amyloid. Most have failed. The few approved drugs — aducanumab (Aduhelm), lecanemab, donanemab — produce small, disputed benefits and can cause brain swelling or bleeding.</w:t>
       </w:r>
     </w:p>
     <w:p>
@@ -459,7 +503,7 @@
         <w:pStyle w:val="BodyText"/>
       </w:pPr>
       <w:r>
-        <w:t xml:space="preserve">The 2006 paper was cited more than 2,300 times. It launched a generation of follow-on studies. It helped Lesné secure his own NIH-funded laboratory at Minnesota in 2009. And, according to Schrag’s analysis, dozens of the Western blots in it and in Lesné’s subsequent papers showed signs of digital manipulation: bands repeated where they should be unique, backgrounds spliced together, edges that looked drawn rather than photographed</w:t>
+        <w:t xml:space="preserve">The 2006 paper was cited more than 2,300 times. It launched a generation of follow-up studies. It helped Lesné win his own NIH-funded lab at Minnesota in 2009. And, according to Schrag, dozens of the Western blots in it and in Lesné’s later papers showed signs of digital editing: bands repeated where they should be unique, backgrounds spliced together, edges that looked drawn rather than photographed</w:t>
       </w:r>
       <w:r>
         <w:t xml:space="preserve"> </w:t>
@@ -499,7 +543,7 @@
         <w:t xml:space="preserve"> </w:t>
       </w:r>
       <w:r>
-        <w:t xml:space="preserve">in his public critiques. He could not prove intent; he could not see the original, unedited image files.</w:t>
+        <w:t xml:space="preserve">in his public critiques. He could not prove intent. He could not see the original, unedited image files.</w:t>
       </w:r>
       <w:r>
         <w:t xml:space="preserve"> </w:t>
@@ -539,7 +583,45 @@
         <w:t xml:space="preserve"> </w:t>
       </w:r>
       <w:r>
-        <w:t xml:space="preserve">sent his findings to leading independent image analysts and senior Alzheimer’s researchers — among them Elisabeth Bik, a microbiologist and the world’s most prominent forensic image consultant; Donna Wilcock of the University of Kentucky; and the Nobel laureate Thomas Südhof of Stanford — they concurred. Some of the images, Wilcock said, were</w:t>
+        <w:t xml:space="preserve">sent his findings to top independent image analysts and senior Alzheimer’s researchers, they agreed with him. The reviewers included:</w:t>
+      </w:r>
+    </w:p>
+    <w:p>
+      <w:pPr>
+        <w:pStyle w:val="Compact"/>
+        <w:numPr>
+          <w:ilvl w:val="0"/>
+          <w:numId w:val="1003"/>
+        </w:numPr>
+      </w:pPr>
+      <w:r>
+        <w:rPr>
+          <w:b/>
+          <w:bCs/>
+        </w:rPr>
+        <w:t xml:space="preserve">Elisabeth Bik</w:t>
+      </w:r>
+      <w:r>
+        <w:t xml:space="preserve">, a microbiologist and the world’s best-known forensic image consultant.</w:t>
+      </w:r>
+    </w:p>
+    <w:p>
+      <w:pPr>
+        <w:pStyle w:val="Compact"/>
+        <w:numPr>
+          <w:ilvl w:val="0"/>
+          <w:numId w:val="1003"/>
+        </w:numPr>
+      </w:pPr>
+      <w:r>
+        <w:rPr>
+          <w:b/>
+          <w:bCs/>
+        </w:rPr>
+        <w:t xml:space="preserve">Donna Wilcock</w:t>
+      </w:r>
+      <w:r>
+        <w:t xml:space="preserve">, an Alzheimer’s researcher at the University of Kentucky, who called some of the images</w:t>
       </w:r>
       <w:r>
         <w:t xml:space="preserve"> </w:t>
@@ -547,9 +629,30 @@
       <w:r>
         <w:t xml:space="preserve">“shockingly blatant.”</w:t>
       </w:r>
-      <w:r>
-        <w:t xml:space="preserve"> </w:t>
-      </w:r>
+    </w:p>
+    <w:p>
+      <w:pPr>
+        <w:pStyle w:val="Compact"/>
+        <w:numPr>
+          <w:ilvl w:val="0"/>
+          <w:numId w:val="1003"/>
+        </w:numPr>
+      </w:pPr>
+      <w:r>
+        <w:rPr>
+          <w:b/>
+          <w:bCs/>
+        </w:rPr>
+        <w:t xml:space="preserve">Thomas Südhof</w:t>
+      </w:r>
+      <w:r>
+        <w:t xml:space="preserve">, a Nobel laureate at Stanford.</w:t>
+      </w:r>
+    </w:p>
+    <w:p>
+      <w:pPr>
+        <w:pStyle w:val="FirstParagraph"/>
+      </w:pPr>
       <w:r>
         <w:t xml:space="preserve">Bik concluded that the authors</w:t>
       </w:r>
@@ -585,7 +688,7 @@
         <w:pStyle w:val="BodyText"/>
       </w:pPr>
       <w:r>
-        <w:t xml:space="preserve">Piller’s investigation, published in</w:t>
+        <w:t xml:space="preserve">Piller’s investigation appeared in</w:t>
       </w:r>
       <w:r>
         <w:t xml:space="preserve"> </w:t>
@@ -610,11 +713,17 @@
         <w:t xml:space="preserve">“Blots on a Field?”</w:t>
       </w:r>
       <w:r>
-        <w:t xml:space="preserve">, named Schrag publicly for the first time.</w:t>
-      </w:r>
-      <w:r>
-        <w:t xml:space="preserve"> </w:t>
-      </w:r>
+        <w:t xml:space="preserve">. It named Schrag publicly for the first time. The fallout came in stages:</w:t>
+      </w:r>
+    </w:p>
+    <w:p>
+      <w:pPr>
+        <w:pStyle w:val="Compact"/>
+        <w:numPr>
+          <w:ilvl w:val="0"/>
+          <w:numId w:val="1004"/>
+        </w:numPr>
+      </w:pPr>
       <w:r>
         <w:rPr>
           <w:i/>
@@ -626,15 +735,39 @@
         <w:t xml:space="preserve"> </w:t>
       </w:r>
       <w:r>
-        <w:t xml:space="preserve">issued an expression of concern within days. In June 2024 the editors and most of the original authors agreed to retract the 2006 paper. In February 2025 the University of Minnesota announced the conclusion of its internal investigation: Lesné had engaged in research misconduct, and he resigned his faculty position.</w:t>
-      </w:r>
-    </w:p>
-    <w:p>
-      <w:pPr>
-        <w:pStyle w:val="BodyText"/>
-      </w:pPr>
-      <w:r>
-        <w:t xml:space="preserve">The deeper damage is harder to quantify. The U.S. National Institutes of Health spent roughly $1.6 billion on amyloid-related Alzheimer’s research in fiscal year 2022 alone — about half the federal Alzheimer’s budget. Südhof’s verdict was blunt:</w:t>
+        <w:t xml:space="preserve">issued an expression of concern within days of the article.</w:t>
+      </w:r>
+    </w:p>
+    <w:p>
+      <w:pPr>
+        <w:pStyle w:val="Compact"/>
+        <w:numPr>
+          <w:ilvl w:val="0"/>
+          <w:numId w:val="1004"/>
+        </w:numPr>
+      </w:pPr>
+      <w:r>
+        <w:t xml:space="preserve">In June 2024, the editors and most of the original authors agreed to retract the 2006 paper.</w:t>
+      </w:r>
+    </w:p>
+    <w:p>
+      <w:pPr>
+        <w:pStyle w:val="Compact"/>
+        <w:numPr>
+          <w:ilvl w:val="0"/>
+          <w:numId w:val="1004"/>
+        </w:numPr>
+      </w:pPr>
+      <w:r>
+        <w:t xml:space="preserve">In February 2025, the University of Minnesota concluded its inquiry. It found that Lesné had committed research misconduct, and he resigned his faculty post.</w:t>
+      </w:r>
+    </w:p>
+    <w:p>
+      <w:pPr>
+        <w:pStyle w:val="FirstParagraph"/>
+      </w:pPr>
+      <w:r>
+        <w:t xml:space="preserve">The deeper damage is harder to count. The U.S. National Institutes of Health spent roughly $1.6 billion on amyloid-related Alzheimer’s research in fiscal year 2022 alone — about half the federal Alzheimer’s budget. Südhof’s verdict was blunt:</w:t>
       </w:r>
       <w:r>
         <w:t xml:space="preserve"> </w:t>
@@ -660,7 +793,80 @@
         <w:t xml:space="preserve">)</w:t>
       </w:r>
       <w:r>
-        <w:t xml:space="preserve">. And the Aβ*56 affair turned out not to be isolated. Over the following three years Piller and his collaborators documented apparent image manipulation in the work of Eliezer Masliah, the neuroscientist who in 2016 had been hired to lead the National Institute on Aging’s expanded Alzheimer’s program; Berislav Zlokovic, a stroke researcher at USC whose work supported a federally funded clinical trial that was subsequently suspended; and Marc Tessier-Lavigne, the president of Stanford University, who resigned in 2023 after a student journalist documented altered images in papers from his lab. Across forty-six leading Alzheimer’s researchers, a team of imaging experts identified nearly six hundred dubious papers that had collectively been cited some 80,000 times</w:t>
+        <w:t xml:space="preserve">.</w:t>
+      </w:r>
+    </w:p>
+    <w:p>
+      <w:pPr>
+        <w:pStyle w:val="BodyText"/>
+      </w:pPr>
+      <w:r>
+        <w:t xml:space="preserve">The Aβ*56 affair turned out not to be alone. Over the next three years, Piller and his collaborators documented apparent image manipulation in the work of several other senior figures:</w:t>
+      </w:r>
+    </w:p>
+    <w:p>
+      <w:pPr>
+        <w:pStyle w:val="Compact"/>
+        <w:numPr>
+          <w:ilvl w:val="0"/>
+          <w:numId w:val="1005"/>
+        </w:numPr>
+      </w:pPr>
+      <w:r>
+        <w:rPr>
+          <w:b/>
+          <w:bCs/>
+        </w:rPr>
+        <w:t xml:space="preserve">Eliezer Masliah</w:t>
+      </w:r>
+      <w:r>
+        <w:t xml:space="preserve">, hired in 2016 to lead the National Institute on Aging’s expanded Alzheimer’s program.</w:t>
+      </w:r>
+    </w:p>
+    <w:p>
+      <w:pPr>
+        <w:pStyle w:val="Compact"/>
+        <w:numPr>
+          <w:ilvl w:val="0"/>
+          <w:numId w:val="1005"/>
+        </w:numPr>
+      </w:pPr>
+      <w:r>
+        <w:rPr>
+          <w:b/>
+          <w:bCs/>
+        </w:rPr>
+        <w:t xml:space="preserve">Berislav Zlokovic</w:t>
+      </w:r>
+      <w:r>
+        <w:t xml:space="preserve">, a stroke researcher at USC whose work supported a federally funded trial that was later suspended.</w:t>
+      </w:r>
+    </w:p>
+    <w:p>
+      <w:pPr>
+        <w:pStyle w:val="Compact"/>
+        <w:numPr>
+          <w:ilvl w:val="0"/>
+          <w:numId w:val="1005"/>
+        </w:numPr>
+      </w:pPr>
+      <w:r>
+        <w:rPr>
+          <w:b/>
+          <w:bCs/>
+        </w:rPr>
+        <w:t xml:space="preserve">Marc Tessier-Lavigne</w:t>
+      </w:r>
+      <w:r>
+        <w:t xml:space="preserve">, the president of Stanford University, who resigned in 2023 after a student journalist found altered images in papers from his lab.</w:t>
+      </w:r>
+    </w:p>
+    <w:p>
+      <w:pPr>
+        <w:pStyle w:val="FirstParagraph"/>
+      </w:pPr>
+      <w:r>
+        <w:t xml:space="preserve">Across forty-six leading Alzheimer’s researchers, imaging experts flagged nearly six hundred suspect papers. Those papers had collectively been cited some 80,000 times</w:t>
       </w:r>
       <w:r>
         <w:t xml:space="preserve"> </w:t>
@@ -688,7 +894,7 @@
         <w:pStyle w:val="BodyText"/>
       </w:pPr>
       <w:r>
-        <w:t xml:space="preserve">The question the Aβ*56 affair raises is not only whether Sylvain Lesné fabricated data — that question is now largely settled. The harder question is what it means for a field, and for the human volunteers downstream of it, when a foundational result turns out to have been an</w:t>
+        <w:t xml:space="preserve">The question the Aβ*56 affair raises is not only whether Sylvain Lesné faked data. That question is now largely settled. The harder question is what it means for a field, and for the human volunteers downstream of it, when a basic result turns out to have been an</w:t>
       </w:r>
       <w:r>
         <w:t xml:space="preserve"> </w:t>
@@ -712,7 +918,7 @@
         <w:pStyle w:val="FirstParagraph"/>
       </w:pPr>
       <w:r>
-        <w:t xml:space="preserve">The Lesné affair is interesting less for the misconduct itself than for the quality of the disagreement it produced about what counts as harm, what counts as evidence, and what a medical research enterprise owes the people who enroll in its trials. What follows is a connected exchange — each move answers the last.</w:t>
+        <w:t xml:space="preserve">The Lesné affair is interesting less for the misconduct itself than for the quality of the disagreement it produced. The disagreement is about what counts as harm, what counts as evidence, and what a medical research enterprise owes the people who enroll in its trials. What follows is a connected exchange. Each move answers the last.</w:t>
       </w:r>
     </w:p>
     <w:bookmarkStart w:id="10" w:name="Xc472c0a488c6ab9dced759ac859291a3a2ea3e8"/>
@@ -729,7 +935,7 @@
         <w:pStyle w:val="FirstParagraph"/>
       </w:pPr>
       <w:r>
-        <w:t xml:space="preserve">Schrag’s public framing, careful as it is, contains a sharper ethical claim than his prose makes obvious. He worried, from the start, that volunteers in Cassava’s Simufilam trials</w:t>
+        <w:t xml:space="preserve">Schrag’s public framing is careful, but it contains a sharper ethical claim than his prose makes obvious. He worried from the start that volunteers in Cassava’s Simufilam trials</w:t>
       </w:r>
       <w:r>
         <w:t xml:space="preserve"> </w:t>
@@ -741,7 +947,7 @@
         <w:t xml:space="preserve"> </w:t>
       </w:r>
       <w:r>
-        <w:t xml:space="preserve">That worry generalizes. If the preclinical foundation of a drug-development program is fabricated, the trials built on it cannot satisfy</w:t>
+        <w:t xml:space="preserve">That worry generalizes. If the preclinical foundation of a drug-development program is faked, the trials built on it cannot meet</w:t>
       </w:r>
       <w:r>
         <w:t xml:space="preserve"> </w:t>
@@ -750,10 +956,7 @@
         <w:t xml:space="preserve">clinical equipoise</w:t>
       </w:r>
       <w:r>
-        <w:t xml:space="preserve"> </w:t>
-      </w:r>
-      <w:r>
-        <w:t xml:space="preserve">— the requirement that a community of competent clinicians be in genuine, good-faith uncertainty about whether the experimental treatment is better than the alternative. Equipoise is what licenses the exposure of trial subjects to risk; without it, the trial is not research, it is human experimentation in the older, condemned sense.</w:t>
+        <w:t xml:space="preserve">. Equipoise is the rule that a community of skilled clinicians must be in honest, good-faith doubt about whether the experimental treatment beats the alternative. Equipoise is what makes it acceptable to expose trial subjects to risk. Without it, the trial is not research. It is human experimentation in the older, condemned sense.</w:t>
       </w:r>
     </w:p>
     <w:p>
@@ -773,7 +976,7 @@
         <w:pStyle w:val="Compact"/>
         <w:numPr>
           <w:ilvl w:val="0"/>
-          <w:numId w:val="1002"/>
+          <w:numId w:val="1006"/>
         </w:numPr>
       </w:pPr>
       <w:r>
@@ -785,7 +988,7 @@
         <w:pStyle w:val="Compact"/>
         <w:numPr>
           <w:ilvl w:val="0"/>
-          <w:numId w:val="1002"/>
+          <w:numId w:val="1006"/>
         </w:numPr>
       </w:pPr>
       <w:r>
@@ -797,23 +1000,23 @@
         <w:pStyle w:val="Compact"/>
         <w:numPr>
           <w:ilvl w:val="0"/>
-          <w:numId w:val="1002"/>
-        </w:numPr>
-      </w:pPr>
-      <w:r>
-        <w:t xml:space="preserve">Several anti-amyloid drug programs rely, directly or by citation chain, on preclinical results that appear to have been fabricated.</w:t>
-      </w:r>
-    </w:p>
-    <w:p>
-      <w:pPr>
-        <w:pStyle w:val="Compact"/>
-        <w:numPr>
-          <w:ilvl w:val="0"/>
-          <w:numId w:val="1002"/>
-        </w:numPr>
-      </w:pPr>
-      <w:r>
-        <w:t xml:space="preserve">Therefore, those trials enroll participants under a false equipoise and violate the conditions for ethically permissible research.</w:t>
+          <w:numId w:val="1006"/>
+        </w:numPr>
+      </w:pPr>
+      <w:r>
+        <w:t xml:space="preserve">Several anti-amyloid drug programs rely, directly or by citation chain, on preclinical results that appear to have been faked.</w:t>
+      </w:r>
+    </w:p>
+    <w:p>
+      <w:pPr>
+        <w:pStyle w:val="Compact"/>
+        <w:numPr>
+          <w:ilvl w:val="0"/>
+          <w:numId w:val="1006"/>
+        </w:numPr>
+      </w:pPr>
+      <w:r>
+        <w:t xml:space="preserve">Therefore, those trials enroll participants under a false equipoise and violate the conditions for ethical research.</w:t>
       </w:r>
     </w:p>
     <w:p>
@@ -821,7 +1024,7 @@
         <w:pStyle w:val="FirstParagraph"/>
       </w:pPr>
       <w:r>
-        <w:t xml:space="preserve">The disputed premise here is the second one — that equipoise depends on the honesty of preclinical evidence in particular, rather than the honesty of the overall scientific community at any given moment. If the field still has, for other reasons, good grounds to believe amyloid matters, perhaps a single fabricated study does not poison the well. That is where the principal reply starts.</w:t>
+        <w:t xml:space="preserve">The disputed premise is the second one. Does equipoise depend on the honesty of the preclinical evidence in particular, or on the honesty of the broader scientific community at any given moment? If the field still has other good reasons to believe amyloid matters, perhaps a single faked study does not poison the well. That is where the main reply starts.</w:t>
       </w:r>
     </w:p>
     <w:bookmarkEnd w:id="10"/>
@@ -839,78 +1042,142 @@
         <w:pStyle w:val="FirstParagraph"/>
       </w:pPr>
       <w:r>
-        <w:t xml:space="preserve">A defender of the amyloid hypothesis — and there are many — could grant most of Schrag’s facts and still resist his conclusion. The amyloid hypothesis does not stand or fall with Aβ</w:t>
+        <w:t xml:space="preserve">A defender of the amyloid hypothesis can grant most of Schrag’s facts and still resist his conclusion. The hypothesis does not stand or fall with Aβ*56. The link between amyloid and Alzheimer’s was established long before 2006. Three independent lines of evidence pointed at it:</w:t>
+      </w:r>
+    </w:p>
+    <w:p>
+      <w:pPr>
+        <w:pStyle w:val="Compact"/>
+        <w:numPr>
+          <w:ilvl w:val="0"/>
+          <w:numId w:val="1007"/>
+        </w:numPr>
+      </w:pPr>
+      <w:r>
+        <w:rPr>
+          <w:b/>
+          <w:bCs/>
+        </w:rPr>
+        <w:t xml:space="preserve">Pathology.</w:t>
+      </w:r>
+      <w:r>
+        <w:t xml:space="preserve"> </w:t>
+      </w:r>
+      <w:r>
+        <w:t xml:space="preserve">Amyloid plaques were identified in Alois Alzheimer’s original 1906 case.</w:t>
+      </w:r>
+    </w:p>
+    <w:p>
+      <w:pPr>
+        <w:pStyle w:val="Compact"/>
+        <w:numPr>
+          <w:ilvl w:val="0"/>
+          <w:numId w:val="1007"/>
+        </w:numPr>
+      </w:pPr>
+      <w:r>
+        <w:rPr>
+          <w:b/>
+          <w:bCs/>
+        </w:rPr>
+        <w:t xml:space="preserve">Genetics.</w:t>
+      </w:r>
+      <w:r>
+        <w:t xml:space="preserve"> </w:t>
+      </w:r>
+      <w:r>
+        <w:t xml:space="preserve">The amyloid-precursor-protein gene was tied to inherited Alzheimer’s in 1991.</w:t>
+      </w:r>
+    </w:p>
+    <w:p>
+      <w:pPr>
+        <w:pStyle w:val="Compact"/>
+        <w:numPr>
+          <w:ilvl w:val="0"/>
+          <w:numId w:val="1007"/>
+        </w:numPr>
+      </w:pPr>
+      <w:r>
+        <w:rPr>
+          <w:b/>
+          <w:bCs/>
+        </w:rPr>
+        <w:t xml:space="preserve">Down syndrome.</w:t>
+      </w:r>
+      <w:r>
+        <w:t xml:space="preserve"> </w:t>
+      </w:r>
+      <w:r>
+        <w:t xml:space="preserve">People with an extra copy of that gene develop early Alzheimer’s pathology with striking reliability.</w:t>
+      </w:r>
+    </w:p>
+    <w:p>
+      <w:pPr>
+        <w:pStyle w:val="FirstParagraph"/>
+      </w:pPr>
+      <w:r>
+        <w:t xml:space="preserve">Aβ*56 was one proposed mechanism among many. Losing it does not collapse the hypothesis.</w:t>
+      </w:r>
+    </w:p>
+    <w:p>
+      <w:pPr>
+        <w:pStyle w:val="BodyText"/>
+      </w:pPr>
+      <w:r>
+        <w:rPr>
+          <w:b/>
+          <w:bCs/>
+        </w:rPr>
+        <w:t xml:space="preserve">The</w:t>
+      </w:r>
+      <w:r>
+        <w:rPr>
+          <w:b/>
+          <w:bCs/>
+        </w:rPr>
+        <w:t xml:space="preserve"> </w:t>
+      </w:r>
+      <w:r>
+        <w:rPr>
+          <w:b/>
+          <w:bCs/>
+        </w:rPr>
+        <w:t xml:space="preserve">“Robustness”</w:t>
+      </w:r>
+      <w:r>
+        <w:rPr>
+          <w:b/>
+          <w:bCs/>
+        </w:rPr>
+        <w:t xml:space="preserve"> </w:t>
+      </w:r>
+      <w:r>
+        <w:rPr>
+          <w:b/>
+          <w:bCs/>
+        </w:rPr>
+        <w:t xml:space="preserve">Reply</w:t>
+      </w:r>
+    </w:p>
+    <w:p>
+      <w:pPr>
+        <w:pStyle w:val="Compact"/>
+        <w:numPr>
+          <w:ilvl w:val="0"/>
+          <w:numId w:val="1008"/>
+        </w:numPr>
+      </w:pPr>
+      <w:r>
+        <w:t xml:space="preserve">The ethics of a clinical trial depends on the</w:t>
+      </w:r>
+      <w:r>
+        <w:t xml:space="preserve"> </w:t>
       </w:r>
       <w:r>
         <w:rPr>
           <w:i/>
           <w:iCs/>
         </w:rPr>
-        <w:t xml:space="preserve">56. The connection between amyloid and Alzheimer’s was established long before 2006: amyloid plaques were identified in Alois Alzheimer’s original 1906 case, the amyloid-precursor-protein gene was linked to familial Alzheimer’s in 1991, and people with Down syndrome (who carry an extra copy of that gene) develop early Alzheimer’s pathology with striking reliability. Aβ</w:t>
-      </w:r>
-      <w:r>
-        <w:t xml:space="preserve">56 was one proposed mechanism among many; its loss does not collapse the hypothesis.</w:t>
-      </w:r>
-    </w:p>
-    <w:p>
-      <w:pPr>
-        <w:pStyle w:val="BodyText"/>
-      </w:pPr>
-      <w:r>
-        <w:rPr>
-          <w:b/>
-          <w:bCs/>
-        </w:rPr>
-        <w:t xml:space="preserve">The</w:t>
-      </w:r>
-      <w:r>
-        <w:rPr>
-          <w:b/>
-          <w:bCs/>
-        </w:rPr>
-        <w:t xml:space="preserve"> </w:t>
-      </w:r>
-      <w:r>
-        <w:rPr>
-          <w:b/>
-          <w:bCs/>
-        </w:rPr>
-        <w:t xml:space="preserve">“Robustness”</w:t>
-      </w:r>
-      <w:r>
-        <w:rPr>
-          <w:b/>
-          <w:bCs/>
-        </w:rPr>
-        <w:t xml:space="preserve"> </w:t>
-      </w:r>
-      <w:r>
-        <w:rPr>
-          <w:b/>
-          <w:bCs/>
-        </w:rPr>
-        <w:t xml:space="preserve">Reply</w:t>
-      </w:r>
-    </w:p>
-    <w:p>
-      <w:pPr>
-        <w:pStyle w:val="Compact"/>
-        <w:numPr>
-          <w:ilvl w:val="0"/>
-          <w:numId w:val="1003"/>
-        </w:numPr>
-      </w:pPr>
-      <w:r>
-        <w:t xml:space="preserve">The ethics of a clinical trial depends on the</w:t>
-      </w:r>
-      <w:r>
-        <w:t xml:space="preserve"> </w:t>
-      </w:r>
-      <w:r>
-        <w:rPr>
-          <w:i/>
-          <w:iCs/>
-        </w:rPr>
         <w:t xml:space="preserve">overall</w:t>
       </w:r>
       <w:r>
@@ -925,7 +1192,7 @@
         <w:pStyle w:val="Compact"/>
         <w:numPr>
           <w:ilvl w:val="0"/>
-          <w:numId w:val="1003"/>
+          <w:numId w:val="1008"/>
         </w:numPr>
       </w:pPr>
       <w:r>
@@ -937,11 +1204,11 @@
         <w:pStyle w:val="Compact"/>
         <w:numPr>
           <w:ilvl w:val="0"/>
-          <w:numId w:val="1003"/>
-        </w:numPr>
-      </w:pPr>
-      <w:r>
-        <w:t xml:space="preserve">Therefore, even if Lesné’s specific findings are fabricated, current anti-amyloid trials need not violate equipoise.</w:t>
+          <w:numId w:val="1008"/>
+        </w:numPr>
+      </w:pPr>
+      <w:r>
+        <w:t xml:space="preserve">Therefore, even if Lesné’s specific findings are faked, current anti-amyloid trials need not violate equipoise.</w:t>
       </w:r>
     </w:p>
     <w:p>
@@ -949,7 +1216,7 @@
         <w:pStyle w:val="FirstParagraph"/>
       </w:pPr>
       <w:r>
-        <w:t xml:space="preserve">The reply’s soft spot is empirical: how much of the field’s confidence in amyloid actually traveled, by citation and by influence on grant decisions, through the Aβ*56 result and the broader network of suspect papers? If the answer is</w:t>
+        <w:t xml:space="preserve">The reply’s soft spot is empirical. How much of the field’s confidence in amyloid actually traveled — by citation and by influence on grant decisions — through the Aβ*56 result and the broader network of suspect papers? If the answer is</w:t>
       </w:r>
       <w:r>
         <w:t xml:space="preserve"> </w:t>
@@ -973,7 +1240,7 @@
         <w:t xml:space="preserve"> </w:t>
       </w:r>
       <w:r>
-        <w:t xml:space="preserve">it is strong. Piller’s team estimates that roughly six hundred questionable Alzheimer’s papers have collectively been cited around 80,000 times</w:t>
+        <w:t xml:space="preserve">it is strong. Piller’s team estimates that roughly six hundred questionable Alzheimer’s papers have been cited around 80,000 times</w:t>
       </w:r>
       <w:r>
         <w:t xml:space="preserve"> </w:t>
@@ -993,7 +1260,7 @@
         <w:t xml:space="preserve">)</w:t>
       </w:r>
       <w:r>
-        <w:t xml:space="preserve">. That is not noise. It also does not, by itself, prove that the field has been bent.</w:t>
+        <w:t xml:space="preserve">. That is not noise. It also does not, on its own, prove that the field has been bent.</w:t>
       </w:r>
     </w:p>
     <w:bookmarkEnd w:id="11"/>
@@ -1011,7 +1278,7 @@
         <w:pStyle w:val="FirstParagraph"/>
       </w:pPr>
       <w:r>
-        <w:t xml:space="preserve">The counter-reply does not argue that the field has been bent; it argues that the</w:t>
+        <w:t xml:space="preserve">The counter-reply does not argue that the field has been bent. It argues that the</w:t>
       </w:r>
       <w:r>
         <w:t xml:space="preserve"> </w:t>
@@ -1027,7 +1294,7 @@
         <w:t xml:space="preserve"> </w:t>
       </w:r>
       <w:r>
-        <w:t xml:space="preserve">have been wronged regardless. Trial volunteers — especially in early-stage Alzheimer’s, where cognitive decline is the very condition being treated — are paradigmatically vulnerable subjects. They suffer from what the bioethicist Paul Appelbaum named the</w:t>
+        <w:t xml:space="preserve">have been wronged regardless. Trial volunteers — especially in early-stage Alzheimer’s, where cognitive decline is the condition being treated — are vulnerable subjects. They suffer from what the bioethicist Paul Appelbaum named the</w:t>
       </w:r>
       <w:r>
         <w:t xml:space="preserve"> </w:t>
@@ -1036,7 +1303,7 @@
         <w:t xml:space="preserve">therapeutic misconception</w:t>
       </w:r>
       <w:r>
-        <w:t xml:space="preserve">: the tendency of seriously ill research participants to believe that what is being done to them is being chosen primarily for their personal benefit, the way a doctor’s prescription would be.</w:t>
+        <w:t xml:space="preserve">. This is the tendency of seriously ill research participants to believe that what is being done to them is being chosen for their personal benefit, the way a doctor’s prescription would be.</w:t>
       </w:r>
     </w:p>
     <w:p>
@@ -1054,7 +1321,51 @@
         <w:t xml:space="preserve"> </w:t>
       </w:r>
       <w:r>
-        <w:t xml:space="preserve">The therapeutic misconception is the false but psychologically natural belief that a research protocol is a form of personalized medical care. Patients enrolled in trials commonly underestimate the probability of being randomized to placebo, overestimate the likelihood of personal benefit, and fail to register that the trial’s primary purpose is generalizable knowledge, not their own treatment. The misconception is strongest in conditions like Alzheimer’s, where standard care offers little hope.</w:t>
+        <w:t xml:space="preserve">The therapeutic misconception is the false but natural belief that a research protocol is a form of personalized care. Patients in trials commonly do three things at once:</w:t>
+      </w:r>
+    </w:p>
+    <w:p>
+      <w:pPr>
+        <w:pStyle w:val="Compact"/>
+        <w:numPr>
+          <w:ilvl w:val="0"/>
+          <w:numId w:val="1009"/>
+        </w:numPr>
+      </w:pPr>
+      <w:r>
+        <w:t xml:space="preserve">They underestimate the chance of being randomized to placebo.</w:t>
+      </w:r>
+    </w:p>
+    <w:p>
+      <w:pPr>
+        <w:pStyle w:val="Compact"/>
+        <w:numPr>
+          <w:ilvl w:val="0"/>
+          <w:numId w:val="1009"/>
+        </w:numPr>
+      </w:pPr>
+      <w:r>
+        <w:t xml:space="preserve">They overestimate the chance of personal benefit.</w:t>
+      </w:r>
+    </w:p>
+    <w:p>
+      <w:pPr>
+        <w:pStyle w:val="Compact"/>
+        <w:numPr>
+          <w:ilvl w:val="0"/>
+          <w:numId w:val="1009"/>
+        </w:numPr>
+      </w:pPr>
+      <w:r>
+        <w:t xml:space="preserve">They fail to register that the trial’s main purpose is general knowledge, not their own treatment.</w:t>
+      </w:r>
+    </w:p>
+    <w:p>
+      <w:pPr>
+        <w:pStyle w:val="FirstParagraph"/>
+      </w:pPr>
+      <w:r>
+        <w:t xml:space="preserve">The misconception is strongest in conditions like Alzheimer’s, where standard care offers little hope.</w:t>
       </w:r>
     </w:p>
     <w:p>
@@ -1062,7 +1373,7 @@
         <w:pStyle w:val="BodyText"/>
       </w:pPr>
       <w:r>
-        <w:t xml:space="preserve">The structural harm, in this telling, is not that the trials produced bad medical outcomes — many anti-amyloid trials are honestly run by investigators who had no idea anything was wrong with the preclinical literature. It is that the</w:t>
+        <w:t xml:space="preserve">The structural harm, in this telling, is not that the trials produced bad medical outcomes. Many anti-amyloid trials are honestly run by investigators who had no idea anything was wrong with the preclinical literature. The harm is that the</w:t>
       </w:r>
       <w:r>
         <w:t xml:space="preserve"> </w:t>
@@ -1078,7 +1389,7 @@
         <w:t xml:space="preserve"> </w:t>
       </w:r>
       <w:r>
-        <w:t xml:space="preserve">the participants gave was undermined upstream. They were told, in effect, that competent independent researchers had reason to believe the drug might help. That representation turned out, in part, to be false. The wrong is a wrong of disclosure and of respect for persons, and it is not erased by the fact that the trialists were themselves deceived. Here is where Kant’s idea of treating persons as ends, never merely as means, earns its keep: a research subject used to validate a drug whose preclinical justification was fabricated has been used.</w:t>
+        <w:t xml:space="preserve">the participants gave was undermined upstream. They were told, in effect, that skilled independent researchers had reason to believe the drug might help. That claim turned out, in part, to be false. The wrong is a wrong of disclosure and of respect for persons. It is not erased by the fact that the trialists were themselves deceived. Here is where Kant’s idea of treating persons as ends, never merely as means, earns its keep. A research subject used to test a drug whose preclinical basis was faked has been used.</w:t>
       </w:r>
     </w:p>
     <w:bookmarkEnd w:id="12"/>
@@ -1121,23 +1432,7 @@
         <w:t xml:space="preserve"> </w:t>
       </w:r>
       <w:r>
-        <w:t xml:space="preserve">in general — not because researchers cheat, but because of structural features of how clinical evidence is produced even in the</w:t>
-      </w:r>
-      <w:r>
-        <w:t xml:space="preserve"> </w:t>
-      </w:r>
-      <w:r>
-        <w:rPr>
-          <w:i/>
-          <w:iCs/>
-        </w:rPr>
-        <w:t xml:space="preserve">absence</w:t>
-      </w:r>
-      <w:r>
-        <w:t xml:space="preserve"> </w:t>
-      </w:r>
-      <w:r>
-        <w:t xml:space="preserve">of cheating: small effect sizes, selective publication, p-hacking, surrogate endpoints, conflicts of interest, and the relentless pressure to find positive results</w:t>
+        <w:t xml:space="preserve">in general</w:t>
       </w:r>
       <w:r>
         <w:t xml:space="preserve"> </w:t>
@@ -1157,7 +1452,94 @@
         <w:t xml:space="preserve">)</w:t>
       </w:r>
       <w:r>
-        <w:t xml:space="preserve">. On Stegenga’s view, the Lesné case is not an outlier corruption of an otherwise healthy science; it is a dramatic version of the field’s normal pathology.</w:t>
+        <w:t xml:space="preserve">. The reason is not that researchers cheat. It is that even honest clinical evidence is shaped by structural problems:</w:t>
+      </w:r>
+    </w:p>
+    <w:p>
+      <w:pPr>
+        <w:pStyle w:val="Compact"/>
+        <w:numPr>
+          <w:ilvl w:val="0"/>
+          <w:numId w:val="1010"/>
+        </w:numPr>
+      </w:pPr>
+      <w:r>
+        <w:t xml:space="preserve">Small effect sizes.</w:t>
+      </w:r>
+    </w:p>
+    <w:p>
+      <w:pPr>
+        <w:pStyle w:val="Compact"/>
+        <w:numPr>
+          <w:ilvl w:val="0"/>
+          <w:numId w:val="1010"/>
+        </w:numPr>
+      </w:pPr>
+      <w:r>
+        <w:t xml:space="preserve">Selective publication of positive results.</w:t>
+      </w:r>
+    </w:p>
+    <w:p>
+      <w:pPr>
+        <w:pStyle w:val="Compact"/>
+        <w:numPr>
+          <w:ilvl w:val="0"/>
+          <w:numId w:val="1010"/>
+        </w:numPr>
+      </w:pPr>
+      <w:r>
+        <w:rPr>
+          <w:i/>
+          <w:iCs/>
+        </w:rPr>
+        <w:t xml:space="preserve">p</w:t>
+      </w:r>
+      <w:r>
+        <w:t xml:space="preserve">-hacking — running analyses until something looks significant.</w:t>
+      </w:r>
+    </w:p>
+    <w:p>
+      <w:pPr>
+        <w:pStyle w:val="Compact"/>
+        <w:numPr>
+          <w:ilvl w:val="0"/>
+          <w:numId w:val="1010"/>
+        </w:numPr>
+      </w:pPr>
+      <w:r>
+        <w:t xml:space="preserve">Surrogate endpoints that may not track real benefit.</w:t>
+      </w:r>
+    </w:p>
+    <w:p>
+      <w:pPr>
+        <w:pStyle w:val="Compact"/>
+        <w:numPr>
+          <w:ilvl w:val="0"/>
+          <w:numId w:val="1010"/>
+        </w:numPr>
+      </w:pPr>
+      <w:r>
+        <w:t xml:space="preserve">Conflicts of interest from industry funding.</w:t>
+      </w:r>
+    </w:p>
+    <w:p>
+      <w:pPr>
+        <w:pStyle w:val="Compact"/>
+        <w:numPr>
+          <w:ilvl w:val="0"/>
+          <w:numId w:val="1010"/>
+        </w:numPr>
+      </w:pPr>
+      <w:r>
+        <w:t xml:space="preserve">Career pressure to find positive results.</w:t>
+      </w:r>
+    </w:p>
+    <w:p>
+      <w:pPr>
+        <w:pStyle w:val="FirstParagraph"/>
+      </w:pPr>
+      <w:r>
+        <w:t xml:space="preserve">On Stegenga’s view, the Lesné case is not an outlier in an otherwise healthy science. It is a dramatic version of the field’s normal pathology.</w:t>
       </w:r>
     </w:p>
     <w:p>
@@ -1177,7 +1559,7 @@
         <w:pStyle w:val="Compact"/>
         <w:numPr>
           <w:ilvl w:val="0"/>
-          <w:numId w:val="1004"/>
+          <w:numId w:val="1011"/>
         </w:numPr>
       </w:pPr>
       <w:r>
@@ -1189,7 +1571,7 @@
         <w:pStyle w:val="Compact"/>
         <w:numPr>
           <w:ilvl w:val="0"/>
-          <w:numId w:val="1004"/>
+          <w:numId w:val="1011"/>
         </w:numPr>
       </w:pPr>
       <w:r>
@@ -1201,7 +1583,7 @@
         <w:pStyle w:val="Compact"/>
         <w:numPr>
           <w:ilvl w:val="0"/>
-          <w:numId w:val="1004"/>
+          <w:numId w:val="1011"/>
         </w:numPr>
       </w:pPr>
       <w:r>
@@ -1213,7 +1595,27 @@
         <w:pStyle w:val="FirstParagraph"/>
       </w:pPr>
       <w:r>
-        <w:t xml:space="preserve">The disputed premise is the second: skeptics of Stegenga grant that the distortions are real but deny that discounting for them leaves most interventions looking marginal. The two anti-amyloid drugs to reach the U.S. market are a test case. In June 2021 the FDA approved Biogen’s aducanumab (brand name Aduhelm) over the near-unanimous objection of its own advisory committee, three of whose members resigned in protest. The approval used the</w:t>
+        <w:t xml:space="preserve">The disputed premise is the second. Skeptics of Stegenga grant that the distortions are real but deny that discounting for them leaves most interventions looking marginal.</w:t>
+      </w:r>
+    </w:p>
+    <w:p>
+      <w:pPr>
+        <w:pStyle w:val="BodyText"/>
+      </w:pPr>
+      <w:r>
+        <w:t xml:space="preserve">The two anti-amyloid drugs to reach the U.S. market are a test case. The first was Biogen’s aducanumab, sold as Aduhelm. The FDA approved it in June 2021 over the near-unanimous objection of its own advisory committee. Three committee members resigned in protest. Key facts:</w:t>
+      </w:r>
+    </w:p>
+    <w:p>
+      <w:pPr>
+        <w:pStyle w:val="Compact"/>
+        <w:numPr>
+          <w:ilvl w:val="0"/>
+          <w:numId w:val="1012"/>
+        </w:numPr>
+      </w:pPr>
+      <w:r>
+        <w:t xml:space="preserve">The approval used the</w:t>
       </w:r>
       <w:r>
         <w:t xml:space="preserve"> </w:t>
@@ -1225,7 +1627,7 @@
         <w:t xml:space="preserve"> </w:t>
       </w:r>
       <w:r>
-        <w:t xml:space="preserve">pathway, which permits a drug to reach patients based on a</w:t>
+        <w:t xml:space="preserve">pathway. This pathway lets a drug reach patients based on a</w:t>
       </w:r>
       <w:r>
         <w:t xml:space="preserve"> </w:t>
@@ -1237,12 +1639,60 @@
         <w:t xml:space="preserve"> </w:t>
       </w:r>
       <w:r>
-        <w:t xml:space="preserve">— here, the demonstrated clearance of amyloid plaques from PET scans — rather than direct evidence that patients live longer or think more clearly. The two pivotal trials had been stopped early for futility; a post hoc re-analysis of a subset of patients given the highest dose produced a slim signal that the FDA accepted. Biogen priced the drug at $56,000 per patient per year, an outlay so large that the Medicare program raised Part B premiums for every beneficiary in the country to absorb the projected cost. By early 2024 Biogen had withdrawn Aduhelm from the market for commercial failure.</w:t>
-      </w:r>
-    </w:p>
-    <w:p>
-      <w:pPr>
-        <w:pStyle w:val="BodyText"/>
+        <w:t xml:space="preserve">— here, the clearance of amyloid plaques from PET scans — rather than direct evidence that patients live longer or think more clearly.</w:t>
+      </w:r>
+    </w:p>
+    <w:p>
+      <w:pPr>
+        <w:pStyle w:val="Compact"/>
+        <w:numPr>
+          <w:ilvl w:val="0"/>
+          <w:numId w:val="1012"/>
+        </w:numPr>
+      </w:pPr>
+      <w:r>
+        <w:t xml:space="preserve">The two pivotal trials had been stopped early for futility.</w:t>
+      </w:r>
+    </w:p>
+    <w:p>
+      <w:pPr>
+        <w:pStyle w:val="Compact"/>
+        <w:numPr>
+          <w:ilvl w:val="0"/>
+          <w:numId w:val="1012"/>
+        </w:numPr>
+      </w:pPr>
+      <w:r>
+        <w:t xml:space="preserve">A post hoc re-analysis of a subset of patients given the highest dose produced a slim positive signal. The FDA accepted it.</w:t>
+      </w:r>
+    </w:p>
+    <w:p>
+      <w:pPr>
+        <w:pStyle w:val="Compact"/>
+        <w:numPr>
+          <w:ilvl w:val="0"/>
+          <w:numId w:val="1012"/>
+        </w:numPr>
+      </w:pPr>
+      <w:r>
+        <w:t xml:space="preserve">Biogen priced the drug at $56,000 per patient per year. The Medicare program raised Part B premiums for every beneficiary in the country to cover the projected cost.</w:t>
+      </w:r>
+    </w:p>
+    <w:p>
+      <w:pPr>
+        <w:pStyle w:val="Compact"/>
+        <w:numPr>
+          <w:ilvl w:val="0"/>
+          <w:numId w:val="1012"/>
+        </w:numPr>
+      </w:pPr>
+      <w:r>
+        <w:t xml:space="preserve">By early 2024, Biogen had withdrawn Aduhelm from the market for commercial failure.</w:t>
+      </w:r>
+    </w:p>
+    <w:p>
+      <w:pPr>
+        <w:pStyle w:val="FirstParagraph"/>
       </w:pPr>
       <w:r>
         <w:rPr>
@@ -1255,7 +1705,7 @@
         <w:t xml:space="preserve"> </w:t>
       </w:r>
       <w:r>
-        <w:t xml:space="preserve">Accelerated approval is an FDA pathway that lets a drug treating a serious illness reach patients based on a</w:t>
+        <w:t xml:space="preserve">Accelerated approval is an FDA pathway that lets a drug for a serious illness reach patients based on a</w:t>
       </w:r>
       <w:r>
         <w:t xml:space="preserve"> </w:t>
@@ -1283,7 +1733,7 @@
         <w:t xml:space="preserve"> </w:t>
       </w:r>
       <w:r>
-        <w:t xml:space="preserve">to predict real clinical benefit. The manufacturer must complete confirmatory trials after approval. The pathway speeds access in conditions like cancer and HIV; its risk is that the surrogate sometimes fails to track what patients actually care about — surviving longer, thinking more clearly, walking without help.</w:t>
+        <w:t xml:space="preserve">to predict real clinical benefit. The maker must complete confirmatory trials after approval. The pathway speeds access in conditions like cancer and HIV. Its risk is that the surrogate sometimes fails to track what patients actually care about: surviving longer, thinking more clearly, walking without help.</w:t>
       </w:r>
     </w:p>
     <w:p>
@@ -1291,7 +1741,31 @@
         <w:pStyle w:val="BodyText"/>
       </w:pPr>
       <w:r>
-        <w:t xml:space="preserve">Lecanemab (brand name Leqembi), approved in January 2023, and donanemab (Kisunla), approved in July 2024, are the successors. Their trials were not stopped early. Their data are real. They show, in patients with early Alzheimer’s, an average slowing of cognitive decline of roughly half a point on the eighteen-point Clinical Dementia Rating Sum of Boxes scale over eighteen months — a difference whose clinical meaningfulness many neurologists openly doubt. They also produce</w:t>
+        <w:t xml:space="preserve">Lecanemab (sold as Leqembi) and donanemab (Kisunla) are the successors. The FDA approved lecanemab in January 2023 and donanemab in July 2024. Their trials were not stopped early. Their data are real. The headline numbers:</w:t>
+      </w:r>
+    </w:p>
+    <w:p>
+      <w:pPr>
+        <w:pStyle w:val="Compact"/>
+        <w:numPr>
+          <w:ilvl w:val="0"/>
+          <w:numId w:val="1013"/>
+        </w:numPr>
+      </w:pPr>
+      <w:r>
+        <w:t xml:space="preserve">They slow cognitive decline by about half a point on the eighteen-point Clinical Dementia Rating Sum of Boxes scale over eighteen months. Many neurologists openly doubt whether that difference matters in daily life.</w:t>
+      </w:r>
+    </w:p>
+    <w:p>
+      <w:pPr>
+        <w:pStyle w:val="Compact"/>
+        <w:numPr>
+          <w:ilvl w:val="0"/>
+          <w:numId w:val="1013"/>
+        </w:numPr>
+      </w:pPr>
+      <w:r>
+        <w:t xml:space="preserve">They cause</w:t>
       </w:r>
       <w:r>
         <w:t xml:space="preserve"> </w:t>
@@ -1303,12 +1777,24 @@
         <w:t xml:space="preserve"> </w:t>
       </w:r>
       <w:r>
-        <w:t xml:space="preserve">(ARIA) — brain swelling or microhemorrhages visible on MRI — in roughly one in five treated patients, with rare but documented deaths. Annual cost runs to about $26,000 per patient before infusion, monitoring MRI, and clinic fees, all of which Medicare now covers.</w:t>
-      </w:r>
-    </w:p>
-    <w:p>
-      <w:pPr>
-        <w:pStyle w:val="BodyText"/>
+        <w:t xml:space="preserve">(ARIA) — brain swelling or small bleeds visible on MRI — in roughly one in five treated patients, with rare but documented deaths.</w:t>
+      </w:r>
+    </w:p>
+    <w:p>
+      <w:pPr>
+        <w:pStyle w:val="Compact"/>
+        <w:numPr>
+          <w:ilvl w:val="0"/>
+          <w:numId w:val="1013"/>
+        </w:numPr>
+      </w:pPr>
+      <w:r>
+        <w:t xml:space="preserve">Annual cost runs to about $26,000 per patient. That figure does not include infusion, monitoring MRI, or clinic fees, all of which Medicare now covers.</w:t>
+      </w:r>
+    </w:p>
+    <w:p>
+      <w:pPr>
+        <w:pStyle w:val="FirstParagraph"/>
       </w:pPr>
       <w:r>
         <w:t xml:space="preserve">If Stegenga is right, the bioethical question is not only</w:t>
@@ -1323,7 +1809,7 @@
         <w:t xml:space="preserve"> </w:t>
       </w:r>
       <w:r>
-        <w:t xml:space="preserve">but</w:t>
+        <w:t xml:space="preserve">It is</w:t>
       </w:r>
       <w:r>
         <w:t xml:space="preserve"> </w:t>
@@ -1335,7 +1821,7 @@
         <w:t xml:space="preserve"> </w:t>
       </w:r>
       <w:r>
-        <w:t xml:space="preserve">The amyloid program looks, on this view, like a field that absorbed fabricated data so smoothly because the rest of its evidence base was, even at its best, weaker than its advocates claimed. Aduhelm did not require fraud; it required an honest field willing to count amyloid clearance as good enough.</w:t>
+        <w:t xml:space="preserve">The amyloid program looks, on this view, like a field that absorbed faked data so smoothly because the rest of its evidence base was, even at its best, weaker than its advocates claimed. Aduhelm did not require fraud. It required an honest field willing to count amyloid clearance as good enough.</w:t>
       </w:r>
     </w:p>
     <w:p>
@@ -1356,10 +1842,7 @@
         <w:t xml:space="preserve">gentle medicine</w:t>
       </w:r>
       <w:r>
-        <w:t xml:space="preserve"> </w:t>
-      </w:r>
-      <w:r>
-        <w:t xml:space="preserve">— a default presumption toward less intervention, reserving aggressive treatment for cases where the evidence base is strong enough to clear a high bar:</w:t>
+        <w:t xml:space="preserve">. The default should lean toward less intervention. Aggressive treatment should be reserved for cases where the evidence base clears a high bar:</w:t>
       </w:r>
     </w:p>
     <w:p>
@@ -1379,7 +1862,7 @@
         <w:pStyle w:val="Compact"/>
         <w:numPr>
           <w:ilvl w:val="0"/>
-          <w:numId w:val="1005"/>
+          <w:numId w:val="1014"/>
         </w:numPr>
       </w:pPr>
       <w:r>
@@ -1391,7 +1874,7 @@
         <w:pStyle w:val="Compact"/>
         <w:numPr>
           <w:ilvl w:val="0"/>
-          <w:numId w:val="1005"/>
+          <w:numId w:val="1014"/>
         </w:numPr>
       </w:pPr>
       <w:r>
@@ -1403,7 +1886,7 @@
         <w:pStyle w:val="Compact"/>
         <w:numPr>
           <w:ilvl w:val="0"/>
-          <w:numId w:val="1005"/>
+          <w:numId w:val="1014"/>
         </w:numPr>
       </w:pPr>
       <w:r>
@@ -1415,19 +1898,19 @@
         <w:pStyle w:val="FirstParagraph"/>
       </w:pPr>
       <w:r>
-        <w:t xml:space="preserve">A defender of standard practice will press on the second premise:</w:t>
-      </w:r>
-      <w:r>
-        <w:t xml:space="preserve"> </w:t>
-      </w:r>
-      <w:r>
-        <w:t xml:space="preserve">“most”</w:t>
-      </w:r>
-      <w:r>
-        <w:t xml:space="preserve"> </w:t>
-      </w:r>
-      <w:r>
-        <w:t xml:space="preserve">is doing a great deal of work, and the alternative to prescribing a marginal drug is sometimes prescribing nothing, which is itself a choice with costs — to patients who would have benefited, and to the family caregivers whose burden the drug was meant, however slightly, to ease. The argument does not by itself tell a memory-clinic nurse what to say to a frightened sixty-eight-year-old. It does suggest the conversation should start somewhere other than the brochure.</w:t>
+        <w:t xml:space="preserve">A defender of standard practice will press on the second premise.</w:t>
+      </w:r>
+      <w:r>
+        <w:t xml:space="preserve"> </w:t>
+      </w:r>
+      <w:r>
+        <w:t xml:space="preserve">“Most”</w:t>
+      </w:r>
+      <w:r>
+        <w:t xml:space="preserve"> </w:t>
+      </w:r>
+      <w:r>
+        <w:t xml:space="preserve">is doing a great deal of work. And the alternative to prescribing a marginal drug is sometimes prescribing nothing — itself a choice with costs. Some patients would have benefited. Family caregivers carry a heavy burden the drug was meant, however slightly, to ease. The argument does not, on its own, tell a memory-clinic nurse what to say to a frightened sixty-eight-year-old. It does suggest the conversation should start somewhere other than the brochure.</w:t>
       </w:r>
     </w:p>
     <w:p>
@@ -1435,7 +1918,7 @@
         <w:pStyle w:val="BodyText"/>
       </w:pPr>
       <w:r>
-        <w:t xml:space="preserve">This is not a comforting frame. It implies that improved misconduct policing — better image-forensics software, mandatory raw-data deposition, stronger journal retraction procedures — addresses a real problem but not the deepest one. The deepest problem is the gap between what biomedical research is reliably able to deliver and what patients, regulators, and journalists are induced to expect from it.</w:t>
+        <w:t xml:space="preserve">This is not a comforting frame. It implies that better misconduct policing — sharper image-forensics software, mandatory raw-data deposits, stronger journal retraction rules — addresses a real problem but not the deepest one. The deepest problem is the gap between what biomedical research can reliably deliver and what patients, regulators, and journalists are induced to expect from it.</w:t>
       </w:r>
     </w:p>
     <w:bookmarkEnd w:id="13"/>
@@ -1453,7 +1936,51 @@
         <w:pStyle w:val="FirstParagraph"/>
       </w:pPr>
       <w:r>
-        <w:t xml:space="preserve">In June 2024, the original authors of the Aβ*56 paper agreed to retract it. In September 2024, the NIH found that Eliezer Masliah — until that month the leader of the agency’s Alzheimer’s program — had committed research misconduct, and he was removed from his post</w:t>
+        <w:t xml:space="preserve">The institutional fallout has been steady:</w:t>
+      </w:r>
+    </w:p>
+    <w:p>
+      <w:pPr>
+        <w:pStyle w:val="Compact"/>
+        <w:numPr>
+          <w:ilvl w:val="0"/>
+          <w:numId w:val="1015"/>
+        </w:numPr>
+      </w:pPr>
+      <w:r>
+        <w:rPr>
+          <w:b/>
+          <w:bCs/>
+        </w:rPr>
+        <w:t xml:space="preserve">June 2024.</w:t>
+      </w:r>
+      <w:r>
+        <w:t xml:space="preserve"> </w:t>
+      </w:r>
+      <w:r>
+        <w:t xml:space="preserve">The original authors of the Aβ*56 paper agreed to retract it.</w:t>
+      </w:r>
+    </w:p>
+    <w:p>
+      <w:pPr>
+        <w:pStyle w:val="Compact"/>
+        <w:numPr>
+          <w:ilvl w:val="0"/>
+          <w:numId w:val="1015"/>
+        </w:numPr>
+      </w:pPr>
+      <w:r>
+        <w:rPr>
+          <w:b/>
+          <w:bCs/>
+        </w:rPr>
+        <w:t xml:space="preserve">September 2024.</w:t>
+      </w:r>
+      <w:r>
+        <w:t xml:space="preserve"> </w:t>
+      </w:r>
+      <w:r>
+        <w:t xml:space="preserve">The NIH found that Eliezer Masliah — until that month the leader of the agency’s Alzheimer’s program — had committed research misconduct. He was removed from his post</w:t>
       </w:r>
       <w:r>
         <w:t xml:space="preserve"> </w:t>
@@ -1473,7 +2000,37 @@
         <w:t xml:space="preserve">)</w:t>
       </w:r>
       <w:r>
-        <w:t xml:space="preserve">. In February 2025, the University of Minnesota concluded its inquiry and Lesné resigned. None of these institutional moves answers the live question.</w:t>
+        <w:t xml:space="preserve">.</w:t>
+      </w:r>
+    </w:p>
+    <w:p>
+      <w:pPr>
+        <w:pStyle w:val="Compact"/>
+        <w:numPr>
+          <w:ilvl w:val="0"/>
+          <w:numId w:val="1015"/>
+        </w:numPr>
+      </w:pPr>
+      <w:r>
+        <w:rPr>
+          <w:b/>
+          <w:bCs/>
+        </w:rPr>
+        <w:t xml:space="preserve">February 2025.</w:t>
+      </w:r>
+      <w:r>
+        <w:t xml:space="preserve"> </w:t>
+      </w:r>
+      <w:r>
+        <w:t xml:space="preserve">The University of Minnesota concluded its inquiry. Lesné resigned.</w:t>
+      </w:r>
+    </w:p>
+    <w:p>
+      <w:pPr>
+        <w:pStyle w:val="FirstParagraph"/>
+      </w:pPr>
+      <w:r>
+        <w:t xml:space="preserve">None of these moves answers the live question.</w:t>
       </w:r>
     </w:p>
     <w:p>
@@ -1481,7 +2038,7 @@
         <w:pStyle w:val="BodyText"/>
       </w:pPr>
       <w:r>
-        <w:t xml:space="preserve">The live question is what biomedical research should do now that the tools of image fabrication and the tools of image forensics are both becoming dramatically more powerful. Generative AI can produce Western blots indistinguishable, to the eye, from real ones. Forensic AI can scan an entire journal’s back catalog for duplications in minutes — Elisabeth Bik did her early work by hand. The arms race is real, and it is being run on top of an incentive structure (publish-or-perish, novelty-or-irrelevance, single-laboratory secrecy) that the field has not seriously revised since the 1970s.</w:t>
+        <w:t xml:space="preserve">The live question is what biomedical research should do now that the tools of image faking and the tools of image forensics are both becoming much more powerful. Generative AI can produce Western blots that look real to the eye. Forensic AI can scan an entire journal’s back catalog for duplications in minutes — Elisabeth Bik did her early work by hand. The arms race is real. It is being run on top of an incentive structure — publish-or-perish, novelty-or-irrelevance, single-laboratory secrecy — that the field has not seriously revised since the 1970s.</w:t>
       </w:r>
     </w:p>
     <w:p>
@@ -1489,7 +2046,51 @@
         <w:pStyle w:val="BodyText"/>
       </w:pPr>
       <w:r>
-        <w:t xml:space="preserve">The parallel to Tuskegee is instructive but limited. Tuskegee produced direct, identifiable victims and a clear set of failures — no consent, no treatment, no public oversight. The Aβ*56 affair produces diffuse, statistical victims: Alzheimer’s patients who enrolled in trials that should have been redesigned, families who paid out of pocket for drugs that should have been studied differently, an entire generation of postdoctoral researchers whose careers were built on a hypothesis that was overinvested in. There is no single wronged person to apologize to. There is, instead, a field-level question about what the public is owed when it funds science: not perfect results, but a system honest enough that its mistakes are recoverable. The question is whether we now have one.</w:t>
+        <w:t xml:space="preserve">The parallel to Tuskegee is instructive but limited. Tuskegee produced direct, identifiable victims and a clear set of failures: no consent, no treatment, no public oversight. The Aβ*56 affair produces diffuse, statistical victims:</w:t>
+      </w:r>
+    </w:p>
+    <w:p>
+      <w:pPr>
+        <w:pStyle w:val="Compact"/>
+        <w:numPr>
+          <w:ilvl w:val="0"/>
+          <w:numId w:val="1016"/>
+        </w:numPr>
+      </w:pPr>
+      <w:r>
+        <w:t xml:space="preserve">Alzheimer’s patients who enrolled in trials that should have been redesigned.</w:t>
+      </w:r>
+    </w:p>
+    <w:p>
+      <w:pPr>
+        <w:pStyle w:val="Compact"/>
+        <w:numPr>
+          <w:ilvl w:val="0"/>
+          <w:numId w:val="1016"/>
+        </w:numPr>
+      </w:pPr>
+      <w:r>
+        <w:t xml:space="preserve">Families who paid out of pocket for drugs that should have been studied differently.</w:t>
+      </w:r>
+    </w:p>
+    <w:p>
+      <w:pPr>
+        <w:pStyle w:val="Compact"/>
+        <w:numPr>
+          <w:ilvl w:val="0"/>
+          <w:numId w:val="1016"/>
+        </w:numPr>
+      </w:pPr>
+      <w:r>
+        <w:t xml:space="preserve">A generation of postdocs whose careers were built on a hypothesis that was overinvested in.</w:t>
+      </w:r>
+    </w:p>
+    <w:p>
+      <w:pPr>
+        <w:pStyle w:val="FirstParagraph"/>
+      </w:pPr>
+      <w:r>
+        <w:t xml:space="preserve">There is no single wronged person to apologize to. There is, instead, a field-level question about what the public is owed when it funds science. Not perfect results, but a system honest enough that its mistakes are recoverable. The question is whether we now have one.</w:t>
       </w:r>
     </w:p>
     <w:bookmarkEnd w:id="14"/>
@@ -1507,7 +2108,7 @@
       <w:pPr>
         <w:numPr>
           <w:ilvl w:val="0"/>
-          <w:numId w:val="1006"/>
+          <w:numId w:val="1017"/>
         </w:numPr>
       </w:pPr>
       <w:r>
@@ -1550,7 +2151,7 @@
       <w:pPr>
         <w:numPr>
           <w:ilvl w:val="0"/>
-          <w:numId w:val="1006"/>
+          <w:numId w:val="1017"/>
         </w:numPr>
       </w:pPr>
       <w:r>
@@ -1589,7 +2190,7 @@
       <w:pPr>
         <w:numPr>
           <w:ilvl w:val="0"/>
-          <w:numId w:val="1006"/>
+          <w:numId w:val="1017"/>
         </w:numPr>
       </w:pPr>
       <w:r>
@@ -1632,7 +2233,7 @@
       <w:pPr>
         <w:numPr>
           <w:ilvl w:val="0"/>
-          <w:numId w:val="1006"/>
+          <w:numId w:val="1017"/>
         </w:numPr>
       </w:pPr>
       <w:r>
@@ -1671,7 +2272,7 @@
       <w:pPr>
         <w:numPr>
           <w:ilvl w:val="0"/>
-          <w:numId w:val="1006"/>
+          <w:numId w:val="1017"/>
         </w:numPr>
       </w:pPr>
       <w:r>
@@ -1709,7 +2310,7 @@
         <w:pStyle w:val="Compact"/>
         <w:numPr>
           <w:ilvl w:val="0"/>
-          <w:numId w:val="1007"/>
+          <w:numId w:val="1018"/>
         </w:numPr>
       </w:pPr>
       <w:r>
@@ -1737,7 +2338,7 @@
         <w:pStyle w:val="Compact"/>
         <w:numPr>
           <w:ilvl w:val="0"/>
-          <w:numId w:val="1007"/>
+          <w:numId w:val="1018"/>
         </w:numPr>
       </w:pPr>
       <w:r>
@@ -1771,7 +2372,7 @@
         <w:pStyle w:val="Compact"/>
         <w:numPr>
           <w:ilvl w:val="0"/>
-          <w:numId w:val="1007"/>
+          <w:numId w:val="1018"/>
         </w:numPr>
       </w:pPr>
       <w:r>
@@ -1799,7 +2400,7 @@
         <w:pStyle w:val="Compact"/>
         <w:numPr>
           <w:ilvl w:val="0"/>
-          <w:numId w:val="1007"/>
+          <w:numId w:val="1018"/>
         </w:numPr>
       </w:pPr>
       <w:r>
@@ -1811,7 +2412,7 @@
         <w:pStyle w:val="Compact"/>
         <w:numPr>
           <w:ilvl w:val="0"/>
-          <w:numId w:val="1007"/>
+          <w:numId w:val="1018"/>
         </w:numPr>
       </w:pPr>
       <w:r>
@@ -2299,64 +2900,10 @@
     <w:abstractNumId w:val="991"/>
   </w:num>
   <w:num w:numId="1002">
-    <w:abstractNumId w:val="99411"/>
-    <w:lvlOverride w:ilvl="0">
-      <w:startOverride w:val="1"/>
-    </w:lvlOverride>
-    <w:lvlOverride w:ilvl="1">
-      <w:startOverride w:val="1"/>
-    </w:lvlOverride>
-    <w:lvlOverride w:ilvl="2">
-      <w:startOverride w:val="1"/>
-    </w:lvlOverride>
-    <w:lvlOverride w:ilvl="3">
-      <w:startOverride w:val="1"/>
-    </w:lvlOverride>
-    <w:lvlOverride w:ilvl="4">
-      <w:startOverride w:val="1"/>
-    </w:lvlOverride>
-    <w:lvlOverride w:ilvl="5">
-      <w:startOverride w:val="1"/>
-    </w:lvlOverride>
-    <w:lvlOverride w:ilvl="6">
-      <w:startOverride w:val="1"/>
-    </w:lvlOverride>
-    <w:lvlOverride w:ilvl="7">
-      <w:startOverride w:val="1"/>
-    </w:lvlOverride>
-    <w:lvlOverride w:ilvl="8">
-      <w:startOverride w:val="1"/>
-    </w:lvlOverride>
+    <w:abstractNumId w:val="991"/>
   </w:num>
   <w:num w:numId="1003">
-    <w:abstractNumId w:val="99411"/>
-    <w:lvlOverride w:ilvl="0">
-      <w:startOverride w:val="1"/>
-    </w:lvlOverride>
-    <w:lvlOverride w:ilvl="1">
-      <w:startOverride w:val="1"/>
-    </w:lvlOverride>
-    <w:lvlOverride w:ilvl="2">
-      <w:startOverride w:val="1"/>
-    </w:lvlOverride>
-    <w:lvlOverride w:ilvl="3">
-      <w:startOverride w:val="1"/>
-    </w:lvlOverride>
-    <w:lvlOverride w:ilvl="4">
-      <w:startOverride w:val="1"/>
-    </w:lvlOverride>
-    <w:lvlOverride w:ilvl="5">
-      <w:startOverride w:val="1"/>
-    </w:lvlOverride>
-    <w:lvlOverride w:ilvl="6">
-      <w:startOverride w:val="1"/>
-    </w:lvlOverride>
-    <w:lvlOverride w:ilvl="7">
-      <w:startOverride w:val="1"/>
-    </w:lvlOverride>
-    <w:lvlOverride w:ilvl="8">
-      <w:startOverride w:val="1"/>
-    </w:lvlOverride>
+    <w:abstractNumId w:val="991"/>
   </w:num>
   <w:num w:numId="1004">
     <w:abstractNumId w:val="99411"/>
@@ -2389,34 +2936,7 @@
     </w:lvlOverride>
   </w:num>
   <w:num w:numId="1005">
-    <w:abstractNumId w:val="99411"/>
-    <w:lvlOverride w:ilvl="0">
-      <w:startOverride w:val="1"/>
-    </w:lvlOverride>
-    <w:lvlOverride w:ilvl="1">
-      <w:startOverride w:val="1"/>
-    </w:lvlOverride>
-    <w:lvlOverride w:ilvl="2">
-      <w:startOverride w:val="1"/>
-    </w:lvlOverride>
-    <w:lvlOverride w:ilvl="3">
-      <w:startOverride w:val="1"/>
-    </w:lvlOverride>
-    <w:lvlOverride w:ilvl="4">
-      <w:startOverride w:val="1"/>
-    </w:lvlOverride>
-    <w:lvlOverride w:ilvl="5">
-      <w:startOverride w:val="1"/>
-    </w:lvlOverride>
-    <w:lvlOverride w:ilvl="6">
-      <w:startOverride w:val="1"/>
-    </w:lvlOverride>
-    <w:lvlOverride w:ilvl="7">
-      <w:startOverride w:val="1"/>
-    </w:lvlOverride>
-    <w:lvlOverride w:ilvl="8">
-      <w:startOverride w:val="1"/>
-    </w:lvlOverride>
+    <w:abstractNumId w:val="991"/>
   </w:num>
   <w:num w:numId="1006">
     <w:abstractNumId w:val="99411"/>
@@ -2449,6 +2969,174 @@
     </w:lvlOverride>
   </w:num>
   <w:num w:numId="1007">
+    <w:abstractNumId w:val="991"/>
+  </w:num>
+  <w:num w:numId="1008">
+    <w:abstractNumId w:val="99411"/>
+    <w:lvlOverride w:ilvl="0">
+      <w:startOverride w:val="1"/>
+    </w:lvlOverride>
+    <w:lvlOverride w:ilvl="1">
+      <w:startOverride w:val="1"/>
+    </w:lvlOverride>
+    <w:lvlOverride w:ilvl="2">
+      <w:startOverride w:val="1"/>
+    </w:lvlOverride>
+    <w:lvlOverride w:ilvl="3">
+      <w:startOverride w:val="1"/>
+    </w:lvlOverride>
+    <w:lvlOverride w:ilvl="4">
+      <w:startOverride w:val="1"/>
+    </w:lvlOverride>
+    <w:lvlOverride w:ilvl="5">
+      <w:startOverride w:val="1"/>
+    </w:lvlOverride>
+    <w:lvlOverride w:ilvl="6">
+      <w:startOverride w:val="1"/>
+    </w:lvlOverride>
+    <w:lvlOverride w:ilvl="7">
+      <w:startOverride w:val="1"/>
+    </w:lvlOverride>
+    <w:lvlOverride w:ilvl="8">
+      <w:startOverride w:val="1"/>
+    </w:lvlOverride>
+  </w:num>
+  <w:num w:numId="1009">
+    <w:abstractNumId w:val="991"/>
+  </w:num>
+  <w:num w:numId="1010">
+    <w:abstractNumId w:val="991"/>
+  </w:num>
+  <w:num w:numId="1011">
+    <w:abstractNumId w:val="99411"/>
+    <w:lvlOverride w:ilvl="0">
+      <w:startOverride w:val="1"/>
+    </w:lvlOverride>
+    <w:lvlOverride w:ilvl="1">
+      <w:startOverride w:val="1"/>
+    </w:lvlOverride>
+    <w:lvlOverride w:ilvl="2">
+      <w:startOverride w:val="1"/>
+    </w:lvlOverride>
+    <w:lvlOverride w:ilvl="3">
+      <w:startOverride w:val="1"/>
+    </w:lvlOverride>
+    <w:lvlOverride w:ilvl="4">
+      <w:startOverride w:val="1"/>
+    </w:lvlOverride>
+    <w:lvlOverride w:ilvl="5">
+      <w:startOverride w:val="1"/>
+    </w:lvlOverride>
+    <w:lvlOverride w:ilvl="6">
+      <w:startOverride w:val="1"/>
+    </w:lvlOverride>
+    <w:lvlOverride w:ilvl="7">
+      <w:startOverride w:val="1"/>
+    </w:lvlOverride>
+    <w:lvlOverride w:ilvl="8">
+      <w:startOverride w:val="1"/>
+    </w:lvlOverride>
+  </w:num>
+  <w:num w:numId="1012">
+    <w:abstractNumId w:val="991"/>
+  </w:num>
+  <w:num w:numId="1013">
+    <w:abstractNumId w:val="991"/>
+  </w:num>
+  <w:num w:numId="1014">
+    <w:abstractNumId w:val="99411"/>
+    <w:lvlOverride w:ilvl="0">
+      <w:startOverride w:val="1"/>
+    </w:lvlOverride>
+    <w:lvlOverride w:ilvl="1">
+      <w:startOverride w:val="1"/>
+    </w:lvlOverride>
+    <w:lvlOverride w:ilvl="2">
+      <w:startOverride w:val="1"/>
+    </w:lvlOverride>
+    <w:lvlOverride w:ilvl="3">
+      <w:startOverride w:val="1"/>
+    </w:lvlOverride>
+    <w:lvlOverride w:ilvl="4">
+      <w:startOverride w:val="1"/>
+    </w:lvlOverride>
+    <w:lvlOverride w:ilvl="5">
+      <w:startOverride w:val="1"/>
+    </w:lvlOverride>
+    <w:lvlOverride w:ilvl="6">
+      <w:startOverride w:val="1"/>
+    </w:lvlOverride>
+    <w:lvlOverride w:ilvl="7">
+      <w:startOverride w:val="1"/>
+    </w:lvlOverride>
+    <w:lvlOverride w:ilvl="8">
+      <w:startOverride w:val="1"/>
+    </w:lvlOverride>
+  </w:num>
+  <w:num w:numId="1015">
+    <w:abstractNumId w:val="99411"/>
+    <w:lvlOverride w:ilvl="0">
+      <w:startOverride w:val="1"/>
+    </w:lvlOverride>
+    <w:lvlOverride w:ilvl="1">
+      <w:startOverride w:val="1"/>
+    </w:lvlOverride>
+    <w:lvlOverride w:ilvl="2">
+      <w:startOverride w:val="1"/>
+    </w:lvlOverride>
+    <w:lvlOverride w:ilvl="3">
+      <w:startOverride w:val="1"/>
+    </w:lvlOverride>
+    <w:lvlOverride w:ilvl="4">
+      <w:startOverride w:val="1"/>
+    </w:lvlOverride>
+    <w:lvlOverride w:ilvl="5">
+      <w:startOverride w:val="1"/>
+    </w:lvlOverride>
+    <w:lvlOverride w:ilvl="6">
+      <w:startOverride w:val="1"/>
+    </w:lvlOverride>
+    <w:lvlOverride w:ilvl="7">
+      <w:startOverride w:val="1"/>
+    </w:lvlOverride>
+    <w:lvlOverride w:ilvl="8">
+      <w:startOverride w:val="1"/>
+    </w:lvlOverride>
+  </w:num>
+  <w:num w:numId="1016">
+    <w:abstractNumId w:val="991"/>
+  </w:num>
+  <w:num w:numId="1017">
+    <w:abstractNumId w:val="99411"/>
+    <w:lvlOverride w:ilvl="0">
+      <w:startOverride w:val="1"/>
+    </w:lvlOverride>
+    <w:lvlOverride w:ilvl="1">
+      <w:startOverride w:val="1"/>
+    </w:lvlOverride>
+    <w:lvlOverride w:ilvl="2">
+      <w:startOverride w:val="1"/>
+    </w:lvlOverride>
+    <w:lvlOverride w:ilvl="3">
+      <w:startOverride w:val="1"/>
+    </w:lvlOverride>
+    <w:lvlOverride w:ilvl="4">
+      <w:startOverride w:val="1"/>
+    </w:lvlOverride>
+    <w:lvlOverride w:ilvl="5">
+      <w:startOverride w:val="1"/>
+    </w:lvlOverride>
+    <w:lvlOverride w:ilvl="6">
+      <w:startOverride w:val="1"/>
+    </w:lvlOverride>
+    <w:lvlOverride w:ilvl="7">
+      <w:startOverride w:val="1"/>
+    </w:lvlOverride>
+    <w:lvlOverride w:ilvl="8">
+      <w:startOverride w:val="1"/>
+    </w:lvlOverride>
+  </w:num>
+  <w:num w:numId="1018">
     <w:abstractNumId w:val="991"/>
   </w:num>
 </w:numbering>

--- a/docs/cases/03-alzheimers-fraud.docx
+++ b/docs/cases/03-alzheimers-fraud.docx
@@ -59,7 +59,7 @@
         <w:p>
           <w:r>
             <w:fldChar w:fldCharType="begin" w:dirty="true"/>
-            <w:instrText xml:space="preserve">TOC \o "1-3" \h \z \u</w:instrText>
+            <w:instrText xml:space="preserve">TOC \o "1-2" \h \z \u</w:instrText>
             <w:fldChar w:fldCharType="separate"/>
             <w:fldChar w:fldCharType="end"/>
           </w:r>
@@ -206,6 +206,9 @@
         <w:t xml:space="preserve"> </w:t>
       </w:r>
       <w:r>
+        <w:rPr>
+          <w:rStyle w:val="KeyTerm"/>
+        </w:rPr>
         <w:t xml:space="preserve">research misconduct</w:t>
       </w:r>
       <w:r>
@@ -215,6 +218,9 @@
         <w:t xml:space="preserve"> </w:t>
       </w:r>
       <w:r>
+        <w:rPr>
+          <w:rStyle w:val="KeyTerm"/>
+        </w:rPr>
         <w:t xml:space="preserve">replication crisis</w:t>
       </w:r>
       <w:r>
@@ -224,6 +230,9 @@
         <w:t xml:space="preserve"> </w:t>
       </w:r>
       <w:r>
+        <w:rPr>
+          <w:rStyle w:val="KeyTerm"/>
+        </w:rPr>
         <w:t xml:space="preserve">subject protection</w:t>
       </w:r>
       <w:r>
@@ -233,6 +242,9 @@
         <w:t xml:space="preserve"> </w:t>
       </w:r>
       <w:r>
+        <w:rPr>
+          <w:rStyle w:val="KeyTerm"/>
+        </w:rPr>
         <w:t xml:space="preserve">clinical equipoise</w:t>
       </w:r>
       <w:r>
@@ -368,6 +380,9 @@
         <w:t xml:space="preserve"> </w:t>
       </w:r>
       <w:r>
+        <w:rPr>
+          <w:rStyle w:val="KeyTerm"/>
+        </w:rPr>
         <w:t xml:space="preserve">Western blots</w:t>
       </w:r>
       <w:r>
@@ -376,7 +391,7 @@
     </w:p>
     <w:p>
       <w:pPr>
-        <w:pStyle w:val="BodyText"/>
+        <w:pStyle w:val="ContextBox"/>
       </w:pPr>
       <w:r>
         <w:rPr>
@@ -482,7 +497,7 @@
     </w:p>
     <w:p>
       <w:pPr>
-        <w:pStyle w:val="BodyText"/>
+        <w:pStyle w:val="ContextBox"/>
       </w:pPr>
       <w:r>
         <w:rPr>
@@ -953,6 +968,9 @@
         <w:t xml:space="preserve"> </w:t>
       </w:r>
       <w:r>
+        <w:rPr>
+          <w:rStyle w:val="KeyTerm"/>
+        </w:rPr>
         <w:t xml:space="preserve">clinical equipoise</w:t>
       </w:r>
       <w:r>
@@ -1300,6 +1318,9 @@
         <w:t xml:space="preserve"> </w:t>
       </w:r>
       <w:r>
+        <w:rPr>
+          <w:rStyle w:val="KeyTerm"/>
+        </w:rPr>
         <w:t xml:space="preserve">therapeutic misconception</w:t>
       </w:r>
       <w:r>
@@ -1308,7 +1329,7 @@
     </w:p>
     <w:p>
       <w:pPr>
-        <w:pStyle w:val="BodyText"/>
+        <w:pStyle w:val="ContextBox"/>
       </w:pPr>
       <w:r>
         <w:rPr>
@@ -1362,7 +1383,7 @@
     </w:p>
     <w:p>
       <w:pPr>
-        <w:pStyle w:val="FirstParagraph"/>
+        <w:pStyle w:val="ContextBox"/>
       </w:pPr>
       <w:r>
         <w:t xml:space="preserve">The misconception is strongest in conditions like Alzheimer’s, where standard care offers little hope.</w:t>
@@ -1621,6 +1642,9 @@
         <w:t xml:space="preserve"> </w:t>
       </w:r>
       <w:r>
+        <w:rPr>
+          <w:rStyle w:val="KeyTerm"/>
+        </w:rPr>
         <w:t xml:space="preserve">accelerated approval</w:t>
       </w:r>
       <w:r>
@@ -1633,6 +1657,9 @@
         <w:t xml:space="preserve"> </w:t>
       </w:r>
       <w:r>
+        <w:rPr>
+          <w:rStyle w:val="KeyTerm"/>
+        </w:rPr>
         <w:t xml:space="preserve">surrogate endpoint</w:t>
       </w:r>
       <w:r>
@@ -1692,7 +1719,7 @@
     </w:p>
     <w:p>
       <w:pPr>
-        <w:pStyle w:val="FirstParagraph"/>
+        <w:pStyle w:val="ContextBox"/>
       </w:pPr>
       <w:r>
         <w:rPr>
@@ -1771,6 +1798,9 @@
         <w:t xml:space="preserve"> </w:t>
       </w:r>
       <w:r>
+        <w:rPr>
+          <w:rStyle w:val="KeyTerm"/>
+        </w:rPr>
         <w:t xml:space="preserve">amyloid-related imaging abnormalities</w:t>
       </w:r>
       <w:r>
@@ -3143,7 +3173,7 @@
 </file>
 
 <file path=word/styles.xml><?xml version="1.0" encoding="utf-8"?>
-<w:styles xmlns:r="http://schemas.openxmlformats.org/officeDocument/2006/relationships" xmlns:w="http://schemas.openxmlformats.org/wordprocessingml/2006/main">
+<w:styles xmlns:w="http://schemas.openxmlformats.org/wordprocessingml/2006/main">
   <w:docDefaults>
     <w:rPrDefault>
       <w:rPr>
@@ -3163,6 +3193,16 @@
   <w:style w:default="1" w:styleId="Normal" w:type="paragraph">
     <w:name w:val="Normal"/>
     <w:qFormat/>
+    <w:rPr>
+      <w:sz w:val="22"/>
+      <w:szCs w:val="22"/>
+      <w:color w:val="1a1a1a"/>
+      <w:rFonts w:ascii="Cambria" w:cs="Cambria" w:hAnsi="Cambria"/>
+    </w:rPr>
+    <w:pPr>
+      <w:spacing w:after="120" w:line="288" w:lineRule="auto"/>
+      <w:jc w:val="both"/>
+    </w:pPr>
   </w:style>
   <w:style w:styleId="BodyText" w:type="paragraph">
     <w:name w:val="Body Text"/>
@@ -3196,14 +3236,18 @@
     <w:qFormat/>
     <w:rsid w:val="00A10FD9"/>
     <w:pPr>
-      <w:spacing w:after="80" w:line="240" w:lineRule="auto"/>
-      <w:contextualSpacing/>
+      <w:spacing w:after="120" w:before="0"/>
       <w:jc w:val="center"/>
+      <w:pBdr>
+        <w:bottom w:color="6b1f2b" w:space="4" w:sz="8" w:val="single"/>
+      </w:pBdr>
     </w:pPr>
     <w:rPr>
-      <w:rFonts w:asciiTheme="majorHAnsi" w:cstheme="majorBidi" w:eastAsiaTheme="majorEastAsia" w:hAnsiTheme="majorHAnsi"/>
-      <w:sz w:val="56"/>
-      <w:szCs w:val="56"/>
+      <w:b/>
+      <w:sz w:val="48"/>
+      <w:szCs w:val="48"/>
+      <w:color w:val="6b1f2b"/>
+      <w:rFonts w:ascii="EB Garamond" w:cs="EB Garamond" w:hAnsi="EB Garamond"/>
     </w:rPr>
   </w:style>
   <w:style w:customStyle="1" w:styleId="TitleChar" w:type="character">
@@ -3227,15 +3271,15 @@
     <w:qFormat/>
     <w:rsid w:val="00A10FD9"/>
     <w:pPr>
-      <w:numPr>
-        <w:ilvl w:val="1"/>
-      </w:numPr>
+      <w:spacing w:after="240" w:before="120"/>
+      <w:jc w:val="center"/>
     </w:pPr>
     <w:rPr>
-      <w:rFonts w:cstheme="majorBidi" w:eastAsiaTheme="majorEastAsia"/>
-      <w:spacing w:val="15"/>
-      <w:sz w:val="28"/>
-      <w:szCs w:val="28"/>
+      <w:i/>
+      <w:sz w:val="26"/>
+      <w:szCs w:val="26"/>
+      <w:color w:val="555555"/>
+      <w:rFonts w:ascii="EB Garamond" w:cs="EB Garamond" w:hAnsi="EB Garamond"/>
     </w:rPr>
   </w:style>
   <w:style w:customStyle="1" w:styleId="SubtitleChar" w:type="character">
@@ -3258,12 +3302,15 @@
     <w:next w:val="BodyText"/>
     <w:qFormat/>
     <w:pPr>
-      <w:keepNext/>
-      <w:keepLines/>
+      <w:spacing w:after="60"/>
+      <w:jc w:val="center"/>
     </w:pPr>
     <w:rPr>
-      <w:sz w:val="24"/>
-      <w:szCs w:val="24"/>
+      <w:smallCaps/>
+      <w:sz w:val="20"/>
+      <w:szCs w:val="20"/>
+      <w:color w:val="555555"/>
+      <w:rFonts w:ascii="EB Garamond" w:cs="EB Garamond" w:hAnsi="EB Garamond"/>
     </w:rPr>
   </w:style>
   <w:style w:styleId="Date" w:type="paragraph">
@@ -3272,12 +3319,15 @@
     <w:next w:val="BodyText"/>
     <w:qFormat/>
     <w:pPr>
-      <w:keepNext/>
-      <w:keepLines/>
+      <w:spacing w:after="60"/>
+      <w:jc w:val="center"/>
     </w:pPr>
     <w:rPr>
-      <w:sz w:val="24"/>
-      <w:szCs w:val="24"/>
+      <w:smallCaps/>
+      <w:sz w:val="20"/>
+      <w:szCs w:val="20"/>
+      <w:color w:val="555555"/>
+      <w:rFonts w:ascii="EB Garamond" w:cs="EB Garamond" w:hAnsi="EB Garamond"/>
     </w:rPr>
   </w:style>
   <w:style w:customStyle="1" w:styleId="AbstractTitle" w:type="paragraph">
@@ -3329,16 +3379,19 @@
     <w:qFormat/>
     <w:rsid w:val="00A10FD9"/>
     <w:pPr>
+      <w:spacing w:after="120" w:before="360"/>
+      <w:pBdr>
+        <w:bottom w:color="6b1f2b" w:space="2" w:sz="4" w:val="single"/>
+      </w:pBdr>
       <w:keepNext/>
-      <w:keepLines/>
-      <w:spacing w:after="80" w:before="360"/>
-      <w:outlineLvl w:val="0"/>
     </w:pPr>
     <w:rPr>
-      <w:rFonts w:asciiTheme="majorHAnsi" w:cstheme="majorBidi" w:eastAsiaTheme="majorEastAsia" w:hAnsiTheme="majorHAnsi"/>
-      <w:color w:themeColor="accent1" w:themeShade="BF" w:val="0F4761"/>
-      <w:sz w:val="40"/>
-      <w:szCs w:val="40"/>
+      <w:b/>
+      <w:smallCaps/>
+      <w:sz w:val="30"/>
+      <w:szCs w:val="30"/>
+      <w:color w:val="6b1f2b"/>
+      <w:rFonts w:ascii="EB Garamond" w:cs="EB Garamond" w:hAnsi="EB Garamond"/>
     </w:rPr>
   </w:style>
   <w:style w:styleId="Heading2" w:type="paragraph">
@@ -3352,16 +3405,16 @@
     <w:qFormat/>
     <w:rsid w:val="00A10FD9"/>
     <w:pPr>
+      <w:spacing w:after="80" w:before="240"/>
       <w:keepNext/>
-      <w:keepLines/>
-      <w:spacing w:after="80" w:before="160"/>
-      <w:outlineLvl w:val="1"/>
     </w:pPr>
     <w:rPr>
-      <w:rFonts w:asciiTheme="majorHAnsi" w:cstheme="majorBidi" w:eastAsiaTheme="majorEastAsia" w:hAnsiTheme="majorHAnsi"/>
-      <w:color w:themeColor="accent1" w:themeShade="BF" w:val="0F4761"/>
-      <w:sz w:val="32"/>
-      <w:szCs w:val="32"/>
+      <w:b/>
+      <w:i/>
+      <w:sz w:val="26"/>
+      <w:szCs w:val="26"/>
+      <w:color w:val="1f4e5f"/>
+      <w:rFonts w:ascii="EB Garamond" w:cs="EB Garamond" w:hAnsi="EB Garamond"/>
     </w:rPr>
   </w:style>
   <w:style w:styleId="Heading3" w:type="paragraph">
@@ -3375,16 +3428,15 @@
     <w:qFormat/>
     <w:rsid w:val="00A10FD9"/>
     <w:pPr>
+      <w:spacing w:after="60" w:before="180"/>
       <w:keepNext/>
-      <w:keepLines/>
-      <w:spacing w:after="80" w:before="160"/>
-      <w:outlineLvl w:val="2"/>
     </w:pPr>
     <w:rPr>
-      <w:rFonts w:cstheme="majorBidi" w:eastAsiaTheme="majorEastAsia"/>
-      <w:color w:themeColor="accent1" w:themeShade="BF" w:val="0F4761"/>
-      <w:sz w:val="28"/>
-      <w:szCs w:val="28"/>
+      <w:b/>
+      <w:sz w:val="22"/>
+      <w:szCs w:val="22"/>
+      <w:color w:val="1a1a1a"/>
+      <w:rFonts w:ascii="EB Garamond" w:cs="EB Garamond" w:hAnsi="EB Garamond"/>
     </w:rPr>
   </w:style>
   <w:style w:styleId="Heading4" w:type="paragraph">
@@ -3646,9 +3698,17 @@
     <w:unhideWhenUsed/>
     <w:qFormat/>
     <w:pPr>
-      <w:spacing w:after="100" w:before="100"/>
-      <w:ind w:firstLine="0" w:left="480" w:right="480"/>
+      <w:spacing w:after="120" w:before="120" w:line="288" w:lineRule="auto"/>
+      <w:ind w:left="720" w:right="720"/>
+      <w:jc w:val="both"/>
     </w:pPr>
+    <w:rPr>
+      <w:i/>
+      <w:sz w:val="22"/>
+      <w:szCs w:val="22"/>
+      <w:color w:val="333333"/>
+      <w:rFonts w:ascii="Cambria" w:cs="Cambria" w:hAnsi="Cambria"/>
+    </w:rPr>
   </w:style>
   <w:style w:styleId="FootnoteText" w:type="paragraph">
     <w:name w:val="Footnote Text"/>
@@ -3721,10 +3781,15 @@
     <w:basedOn w:val="Normal"/>
     <w:link w:val="BodyTextChar"/>
     <w:pPr>
-      <w:spacing w:after="120" w:before="0"/>
+      <w:spacing w:after="180" w:before="60"/>
+      <w:jc w:val="center"/>
     </w:pPr>
     <w:rPr>
       <w:i/>
+      <w:sz w:val="18"/>
+      <w:szCs w:val="18"/>
+      <w:color w:val="555555"/>
+      <w:rFonts w:ascii="Cambria" w:cs="Cambria" w:hAnsi="Cambria"/>
     </w:rPr>
   </w:style>
   <w:style w:customStyle="1" w:styleId="TableCaption" w:type="paragraph">
@@ -3798,232 +3863,358 @@
       <w:color w:themeColor="accent1" w:themeShade="BF" w:val="365F91"/>
     </w:rPr>
   </w:style>
+  <w:style w:styleId="CaseGlance" w:type="paragraph">
+    <w:name w:val="CaseGlance"/>
+    <w:basedOn w:val="Normal"/>
+    <w:next w:val="Normal"/>
+    <w:qFormat/>
+    <w:pPr>
+      <w:spacing w:after="120" w:before="120" w:line="276" w:lineRule="auto"/>
+      <w:ind w:left="200" w:right="200"/>
+      <w:jc w:val="left"/>
+      <w:pBdr>
+        <w:bottom w:color="6b1f2b" w:space="4" w:sz="6" w:val="single"/>
+      </w:pBdr>
+      <w:shd w:color="auto" w:fill="F7F1E3" w:val="clear"/>
+    </w:pPr>
+    <w:rPr>
+      <w:sz w:val="20"/>
+      <w:szCs w:val="20"/>
+      <w:color w:val="1a1a1a"/>
+      <w:rFonts w:ascii="Cambria" w:cs="Cambria" w:hAnsi="Cambria"/>
+    </w:rPr>
+  </w:style>
+  <w:style w:styleId="ContextBox" w:type="paragraph">
+    <w:name w:val="ContextBox"/>
+    <w:basedOn w:val="Normal"/>
+    <w:next w:val="Normal"/>
+    <w:qFormat/>
+    <w:pPr>
+      <w:spacing w:after="120" w:before="120" w:line="276" w:lineRule="auto"/>
+      <w:ind w:left="240" w:right="120"/>
+      <w:jc w:val="left"/>
+      <w:shd w:color="auto" w:fill="EAF2F4" w:val="clear"/>
+    </w:pPr>
+    <w:rPr>
+      <w:sz w:val="20"/>
+      <w:szCs w:val="20"/>
+      <w:color w:val="1a1a1a"/>
+      <w:rFonts w:ascii="Cambria" w:cs="Cambria" w:hAnsi="Cambria"/>
+    </w:rPr>
+  </w:style>
+  <w:style w:styleId="CalloutNote" w:type="paragraph">
+    <w:name w:val="CalloutNote"/>
+    <w:basedOn w:val="Normal"/>
+    <w:next w:val="Normal"/>
+    <w:qFormat/>
+    <w:pPr>
+      <w:spacing w:after="120" w:before="120"/>
+      <w:ind w:left="240"/>
+      <w:shd w:color="auto" w:fill="F5F0EA" w:val="clear"/>
+    </w:pPr>
+    <w:rPr>
+      <w:i/>
+      <w:sz w:val="20"/>
+      <w:szCs w:val="20"/>
+      <w:color w:val="333333"/>
+      <w:rFonts w:ascii="Cambria" w:cs="Cambria" w:hAnsi="Cambria"/>
+    </w:rPr>
+  </w:style>
+  <w:style w:styleId="PullQuote" w:type="paragraph">
+    <w:name w:val="PullQuote"/>
+    <w:basedOn w:val="Normal"/>
+    <w:next w:val="Normal"/>
+    <w:qFormat/>
+    <w:pPr>
+      <w:spacing w:after="180" w:before="180" w:line="312" w:lineRule="auto"/>
+      <w:ind w:left="720" w:right="720"/>
+      <w:jc w:val="center"/>
+    </w:pPr>
+    <w:rPr>
+      <w:i/>
+      <w:sz w:val="28"/>
+      <w:szCs w:val="28"/>
+      <w:color w:val="6b1f2b"/>
+      <w:rFonts w:ascii="EB Garamond" w:cs="EB Garamond" w:hAnsi="EB Garamond"/>
+    </w:rPr>
+  </w:style>
+  <w:style w:styleId="KeyTerm" w:type="character">
+    <w:name w:val="KeyTerm"/>
+    <w:qFormat/>
+    <w:rPr>
+      <w:b/>
+      <w:smallCaps/>
+      <w:color w:val="6b1f2b"/>
+    </w:rPr>
+  </w:style>
   <w:style w:type="paragraph" w:customStyle="1" w:styleId="SourceCode">
     <w:name w:val="Source Code"/>
     <w:basedOn w:val="Normal"/>
     <w:link w:val="VerbatimChar"/>
     <w:pPr>
       <w:wordWrap w:val="off"/>
+      <w:shd w:val="clear" w:fill="f8f8f8"/>
     </w:pPr>
   </w:style>
   <w:style w:type="character" w:customStyle="1" w:styleId="KeywordTok">
     <w:name w:val="KeywordTok"/>
     <w:basedOn w:val="VerbatimChar"/>
     <w:rPr>
-      <w:color w:val="d73a49"/>
+      <w:b/>
+      <w:color w:val="204a87"/>
+      <w:shd w:val="clear" w:fill="f8f8f8"/>
     </w:rPr>
   </w:style>
   <w:style w:type="character" w:customStyle="1" w:styleId="DataTypeTok">
     <w:name w:val="DataTypeTok"/>
     <w:basedOn w:val="VerbatimChar"/>
     <w:rPr>
-      <w:color w:val="d73a49"/>
+      <w:color w:val="204a87"/>
+      <w:shd w:val="clear" w:fill="f8f8f8"/>
     </w:rPr>
   </w:style>
   <w:style w:type="character" w:customStyle="1" w:styleId="DecValTok">
     <w:name w:val="DecValTok"/>
     <w:basedOn w:val="VerbatimChar"/>
     <w:rPr>
-      <w:color w:val="005cc5"/>
+      <w:color w:val="0000cf"/>
+      <w:shd w:val="clear" w:fill="f8f8f8"/>
     </w:rPr>
   </w:style>
   <w:style w:type="character" w:customStyle="1" w:styleId="BaseNTok">
     <w:name w:val="BaseNTok"/>
     <w:basedOn w:val="VerbatimChar"/>
     <w:rPr>
-      <w:color w:val="005cc5"/>
+      <w:color w:val="0000cf"/>
+      <w:shd w:val="clear" w:fill="f8f8f8"/>
     </w:rPr>
   </w:style>
   <w:style w:type="character" w:customStyle="1" w:styleId="FloatTok">
     <w:name w:val="FloatTok"/>
     <w:basedOn w:val="VerbatimChar"/>
     <w:rPr>
-      <w:color w:val="005cc5"/>
+      <w:color w:val="0000cf"/>
+      <w:shd w:val="clear" w:fill="f8f8f8"/>
     </w:rPr>
   </w:style>
   <w:style w:type="character" w:customStyle="1" w:styleId="ConstantTok">
     <w:name w:val="ConstantTok"/>
     <w:basedOn w:val="VerbatimChar"/>
     <w:rPr>
-      <w:color w:val="005cc5"/>
+      <w:color w:val="8f5902"/>
+      <w:shd w:val="clear" w:fill="f8f8f8"/>
     </w:rPr>
   </w:style>
   <w:style w:type="character" w:customStyle="1" w:styleId="CharTok">
     <w:name w:val="CharTok"/>
     <w:basedOn w:val="VerbatimChar"/>
     <w:rPr>
-      <w:color w:val="032f62"/>
+      <w:color w:val="4e9a06"/>
+      <w:shd w:val="clear" w:fill="f8f8f8"/>
     </w:rPr>
   </w:style>
   <w:style w:type="character" w:customStyle="1" w:styleId="SpecialCharTok">
     <w:name w:val="SpecialCharTok"/>
     <w:basedOn w:val="VerbatimChar"/>
     <w:rPr>
-      <w:color w:val="005cc5"/>
+      <w:b/>
+      <w:color w:val="ce5c00"/>
+      <w:shd w:val="clear" w:fill="f8f8f8"/>
     </w:rPr>
   </w:style>
   <w:style w:type="character" w:customStyle="1" w:styleId="StringTok">
     <w:name w:val="StringTok"/>
     <w:basedOn w:val="VerbatimChar"/>
     <w:rPr>
-      <w:color w:val="032f62"/>
+      <w:color w:val="4e9a06"/>
+      <w:shd w:val="clear" w:fill="f8f8f8"/>
     </w:rPr>
   </w:style>
   <w:style w:type="character" w:customStyle="1" w:styleId="VerbatimStringTok">
     <w:name w:val="VerbatimStringTok"/>
     <w:basedOn w:val="VerbatimChar"/>
     <w:rPr>
-      <w:color w:val="032f62"/>
+      <w:color w:val="4e9a06"/>
+      <w:shd w:val="clear" w:fill="f8f8f8"/>
     </w:rPr>
   </w:style>
   <w:style w:type="character" w:customStyle="1" w:styleId="SpecialStringTok">
     <w:name w:val="SpecialStringTok"/>
     <w:basedOn w:val="VerbatimChar"/>
     <w:rPr>
-      <w:color w:val="032f62"/>
+      <w:color w:val="4e9a06"/>
+      <w:shd w:val="clear" w:fill="f8f8f8"/>
     </w:rPr>
   </w:style>
   <w:style w:type="character" w:customStyle="1" w:styleId="ImportTok">
     <w:name w:val="ImportTok"/>
     <w:basedOn w:val="VerbatimChar"/>
     <w:rPr>
-      <w:color w:val="032f62"/>
+      <w:shd w:val="clear" w:fill="f8f8f8"/>
     </w:rPr>
   </w:style>
   <w:style w:type="character" w:customStyle="1" w:styleId="CommentTok">
     <w:name w:val="CommentTok"/>
     <w:basedOn w:val="VerbatimChar"/>
     <w:rPr>
-      <w:color w:val="6a737d"/>
+      <w:i/>
+      <w:color w:val="8f5902"/>
+      <w:shd w:val="clear" w:fill="f8f8f8"/>
     </w:rPr>
   </w:style>
   <w:style w:type="character" w:customStyle="1" w:styleId="DocumentationTok">
     <w:name w:val="DocumentationTok"/>
     <w:basedOn w:val="VerbatimChar"/>
     <w:rPr>
-      <w:color w:val="6a737d"/>
+      <w:b/>
+      <w:i/>
+      <w:color w:val="8f5902"/>
+      <w:shd w:val="clear" w:fill="f8f8f8"/>
     </w:rPr>
   </w:style>
   <w:style w:type="character" w:customStyle="1" w:styleId="AnnotationTok">
     <w:name w:val="AnnotationTok"/>
     <w:basedOn w:val="VerbatimChar"/>
     <w:rPr>
-      <w:color w:val="6a737d"/>
+      <w:b/>
+      <w:i/>
+      <w:color w:val="8f5902"/>
+      <w:shd w:val="clear" w:fill="f8f8f8"/>
     </w:rPr>
   </w:style>
   <w:style w:type="character" w:customStyle="1" w:styleId="CommentVarTok">
     <w:name w:val="CommentVarTok"/>
     <w:basedOn w:val="VerbatimChar"/>
     <w:rPr>
-      <w:color w:val="6a737d"/>
+      <w:b/>
+      <w:i/>
+      <w:color w:val="8f5902"/>
+      <w:shd w:val="clear" w:fill="f8f8f8"/>
     </w:rPr>
   </w:style>
   <w:style w:type="character" w:customStyle="1" w:styleId="OtherTok">
     <w:name w:val="OtherTok"/>
     <w:basedOn w:val="VerbatimChar"/>
     <w:rPr>
-      <w:color w:val="6f42c1"/>
+      <w:color w:val="8f5902"/>
+      <w:shd w:val="clear" w:fill="f8f8f8"/>
     </w:rPr>
   </w:style>
   <w:style w:type="character" w:customStyle="1" w:styleId="FunctionTok">
     <w:name w:val="FunctionTok"/>
     <w:basedOn w:val="VerbatimChar"/>
     <w:rPr>
-      <w:color w:val="6f42c1"/>
+      <w:b/>
+      <w:color w:val="204a87"/>
+      <w:shd w:val="clear" w:fill="f8f8f8"/>
     </w:rPr>
   </w:style>
   <w:style w:type="character" w:customStyle="1" w:styleId="VariableTok">
     <w:name w:val="VariableTok"/>
     <w:basedOn w:val="VerbatimChar"/>
     <w:rPr>
-      <w:color w:val="e36209"/>
+      <w:color w:val="000000"/>
+      <w:shd w:val="clear" w:fill="f8f8f8"/>
     </w:rPr>
   </w:style>
   <w:style w:type="character" w:customStyle="1" w:styleId="ControlFlowTok">
     <w:name w:val="ControlFlowTok"/>
     <w:basedOn w:val="VerbatimChar"/>
     <w:rPr>
-      <w:color w:val="d73a49"/>
+      <w:b/>
+      <w:color w:val="204a87"/>
+      <w:shd w:val="clear" w:fill="f8f8f8"/>
     </w:rPr>
   </w:style>
   <w:style w:type="character" w:customStyle="1" w:styleId="OperatorTok">
     <w:name w:val="OperatorTok"/>
     <w:basedOn w:val="VerbatimChar"/>
     <w:rPr>
-      <w:color w:val="24292e"/>
+      <w:b/>
+      <w:color w:val="ce5c00"/>
+      <w:shd w:val="clear" w:fill="f8f8f8"/>
     </w:rPr>
   </w:style>
   <w:style w:type="character" w:customStyle="1" w:styleId="BuiltInTok">
     <w:name w:val="BuiltInTok"/>
     <w:basedOn w:val="VerbatimChar"/>
     <w:rPr>
-      <w:color w:val="d73a49"/>
+      <w:shd w:val="clear" w:fill="f8f8f8"/>
     </w:rPr>
   </w:style>
   <w:style w:type="character" w:customStyle="1" w:styleId="ExtensionTok">
     <w:name w:val="ExtensionTok"/>
     <w:basedOn w:val="VerbatimChar"/>
     <w:rPr>
-      <w:b/>
-      <w:color w:val="d73a49"/>
+      <w:shd w:val="clear" w:fill="f8f8f8"/>
     </w:rPr>
   </w:style>
   <w:style w:type="character" w:customStyle="1" w:styleId="PreprocessorTok">
     <w:name w:val="PreprocessorTok"/>
     <w:basedOn w:val="VerbatimChar"/>
     <w:rPr>
-      <w:color w:val="d73a49"/>
+      <w:i/>
+      <w:color w:val="8f5902"/>
+      <w:shd w:val="clear" w:fill="f8f8f8"/>
     </w:rPr>
   </w:style>
   <w:style w:type="character" w:customStyle="1" w:styleId="AttributeTok">
     <w:name w:val="AttributeTok"/>
     <w:basedOn w:val="VerbatimChar"/>
     <w:rPr>
-      <w:color w:val="d73a49"/>
+      <w:color w:val="204a87"/>
+      <w:shd w:val="clear" w:fill="f8f8f8"/>
     </w:rPr>
   </w:style>
   <w:style w:type="character" w:customStyle="1" w:styleId="RegionMarkerTok">
     <w:name w:val="RegionMarkerTok"/>
     <w:basedOn w:val="VerbatimChar"/>
     <w:rPr>
-      <w:color w:val="6a737d"/>
+      <w:shd w:val="clear" w:fill="f8f8f8"/>
     </w:rPr>
   </w:style>
   <w:style w:type="character" w:customStyle="1" w:styleId="InformationTok">
     <w:name w:val="InformationTok"/>
     <w:basedOn w:val="VerbatimChar"/>
     <w:rPr>
-      <w:color w:val="6a737d"/>
+      <w:b/>
+      <w:i/>
+      <w:color w:val="8f5902"/>
+      <w:shd w:val="clear" w:fill="f8f8f8"/>
     </w:rPr>
   </w:style>
   <w:style w:type="character" w:customStyle="1" w:styleId="WarningTok">
     <w:name w:val="WarningTok"/>
     <w:basedOn w:val="VerbatimChar"/>
     <w:rPr>
-      <w:color w:val="ff5555"/>
+      <w:b/>
+      <w:i/>
+      <w:color w:val="8f5902"/>
+      <w:shd w:val="clear" w:fill="f8f8f8"/>
     </w:rPr>
   </w:style>
   <w:style w:type="character" w:customStyle="1" w:styleId="AlertTok">
     <w:name w:val="AlertTok"/>
     <w:basedOn w:val="VerbatimChar"/>
     <w:rPr>
-      <w:b/>
-      <w:color w:val="ff5555"/>
+      <w:color w:val="ef2929"/>
+      <w:shd w:val="clear" w:fill="f8f8f8"/>
     </w:rPr>
   </w:style>
   <w:style w:type="character" w:customStyle="1" w:styleId="ErrorTok">
     <w:name w:val="ErrorTok"/>
     <w:basedOn w:val="VerbatimChar"/>
     <w:rPr>
-      <w:color w:val="ff5555"/>
-      <w:u/>
+      <w:b/>
+      <w:color w:val="a40000"/>
+      <w:shd w:val="clear" w:fill="f8f8f8"/>
     </w:rPr>
   </w:style>
   <w:style w:type="character" w:customStyle="1" w:styleId="NormalTok">
     <w:name w:val="NormalTok"/>
     <w:basedOn w:val="VerbatimChar"/>
     <w:rPr>
-      <w:color w:val="24292e"/>
+      <w:shd w:val="clear" w:fill="f8f8f8"/>
     </w:rPr>
   </w:style>
 </w:styles>

--- a/docs/cases/03-alzheimers-fraud.docx
+++ b/docs/cases/03-alzheimers-fraud.docx
@@ -37,7 +37,7 @@
         <w:pStyle w:val="Date"/>
       </w:pPr>
       <w:r>
-        <w:t xml:space="preserve">2026-05-21</w:t>
+        <w:t xml:space="preserve">2026-06-18</w:t>
       </w:r>
     </w:p>
     <w:sdt>
@@ -933,7 +933,7 @@
         <w:pStyle w:val="FirstParagraph"/>
       </w:pPr>
       <w:r>
-        <w:t xml:space="preserve">The Lesné affair is interesting less for the misconduct itself than for the quality of the disagreement it produced. The disagreement is about what counts as harm, what counts as evidence, and what a medical research enterprise owes the people who enroll in its trials. What follows is a connected exchange. Each move answers the last.</w:t>
+        <w:t xml:space="preserve">Long before Lesné, two quarrels were already running in Alzheimer’s research: whether the amyloid hypothesis had become a paradigm too dominant to question, and whether fraud that fakes no patient data can still harm patients. The Lesné affair forced the two together. The argument it reignited is about what counts as harm, what counts as evidence, and what a research enterprise owes the people who enroll in its trials.</w:t>
       </w:r>
     </w:p>
     <w:bookmarkStart w:id="10" w:name="Xc472c0a488c6ab9dced759ac859291a3a2ea3e8"/>

--- a/docs/cases/03-alzheimers-fraud.docx
+++ b/docs/cases/03-alzheimers-fraud.docx
@@ -37,7 +37,7 @@
         <w:pStyle w:val="Date"/>
       </w:pPr>
       <w:r>
-        <w:t xml:space="preserve">2026-06-18</w:t>
+        <w:t xml:space="preserve">2026-08-03</w:t>
       </w:r>
     </w:p>
     <w:sdt>
@@ -1819,7 +1819,31 @@
         </w:numPr>
       </w:pPr>
       <w:r>
-        <w:t xml:space="preserve">Annual cost runs to about $26,000 per patient. That figure does not include infusion, monitoring MRI, or clinic fees, all of which Medicare now covers.</w:t>
+        <w:t xml:space="preserve">Annual list price runs to roughly $26,500 per patient. That figure does not include infusion, monitoring MRI, or clinic fees. Medicare Part B now covers the drug for patients meeting its criteria, leaving a 20% coinsurance of about $5,300 a year for anyone without supplemental coverage — a reminder that</w:t>
+      </w:r>
+      <w:r>
+        <w:t xml:space="preserve"> </w:t>
+      </w:r>
+      <w:r>
+        <w:t xml:space="preserve">“covered”</w:t>
+      </w:r>
+      <w:r>
+        <w:t xml:space="preserve"> </w:t>
+      </w:r>
+      <w:r>
+        <w:t xml:space="preserve">and</w:t>
+      </w:r>
+      <w:r>
+        <w:t xml:space="preserve"> </w:t>
+      </w:r>
+      <w:r>
+        <w:t xml:space="preserve">“affordable”</w:t>
+      </w:r>
+      <w:r>
+        <w:t xml:space="preserve"> </w:t>
+      </w:r>
+      <w:r>
+        <w:t xml:space="preserve">are different claims.</w:t>
       </w:r>
     </w:p>
     <w:p>
